--- a/javoblar/009.docx
+++ b/javoblar/009.docx
@@ -35,7 +35,7 @@
         <w:jc w:val="both"/>
       </w:pPr>
       <w:r>
-        <w:t xml:space="preserve">Profilaktik dezinfeksiya aniq infeksiya manbai yo'q bo'lgan, biroq uning paydo bo'lishi va qo'zg'atuvchining to'planishi ehtimoli mavjud joylarda muntazam o'tkaziladi. Uning maqsadi — kasallik qo'zg'atuvchilarining tashqi muhitda to'planishi va tarqalishining oldini olishdir. U jamoat joylarida — kasalxonalar, poliklinikalar, maktablar va bog'chalar, umumiy ovqatlanish shoxobchalari, suv ta'minoti inshootlari, vokzallar va transportda amalga oshiriladi. Misollar: ichimlik suvini xlorlash, chiqindi suvlarni zararsizlantirish, umumiy ovqatlanish idishlarini qaynatish, qo'llarni dezinfeksiyalash. Profilaktik dezinfeksiya doimiy, rejali xususiyatga ega bo'lib, u epidemik vaziyatdan qat'i nazar, sanitariya qoidalariga muvofiq muntazam o'tkaziladi va aholi salomatligini himoya qilishning umumiy tizimiga kiradi [1][2].</w:t>
+        <w:t xml:space="preserve">Profilaktik dezinfeksiya aniq infeksiya manbai yo'q bo'lgan, biroq uning paydo bo'lishi va qo'zg'atuvchining to'planishi ehtimoli mavjud joylarda muntazam o'tkaziladi. Uning maqsadi — kasallik qo'zg'atuvchilarining tashqi muhitda to'planishi va tarqalishining oldini olishdir. U jamoat joylarida — kasalxonalar, poliklinikalar, maktablar va bog'chalar, umumiy ovqatlanish shoxobchalari, suv ta'minoti inshootlari, vokzallar va transportda amalga oshiriladi. Misollar: ichimlik suvini xlorlash, chiqindi suvlarni zararsizlantirish, umumiy ovqatlanish idishlarini qaynatish, qo'llarni dezinfeksiyalash. Profilaktik dezinfeksiya doimiy, rejali xususiyatga ega bo'lib, u epidemik vaziyatdan qat'i nazar, sanitariya qoidalariga muvofiq muntazam o'tkaziladi [1][2]. O'zbekistonda dezinfeksiya ishi O'zR SanQvaN 0090-25 bilan tartibga solinadi; bu hujjat aynan "dezinfeksiya tadbirlarini o'tkazish, dezinfeksiya xizmatini amalga oshiruvchi tashkilotlarni joylashtirish hamda ... dezinfeksiya vositalarini saqlash, tashish va ulardan foydalanishga oid" qoidalarni belgilaydi [2].</w:t>
       </w:r>
     </w:p>
     <w:p>
@@ -147,7 +147,7 @@
         <w:spacing w:after="40"/>
       </w:pPr>
       <w:r>
-        <w:t xml:space="preserve">V.L. Osipova. Dezinfeksiya. O'quv qo'llanma. — Moskva: GEOTAR-Media, 2009. (Manba: xayrullokomilov.uz kutubxonasi, ochiq manba.)</w:t>
+        <w:t xml:space="preserve">V.L. Osipova. Dezinfeksiya. O'quv qo'llanma. — Moskva: GEOTAR-Media, 2009. (Nusxa: xayrullokomilov.uz/kutubxona, ochiq manba.)</w:t>
       </w:r>
     </w:p>
     <w:p>
@@ -160,7 +160,7 @@
         <w:spacing w:after="40"/>
       </w:pPr>
       <w:r>
-        <w:t xml:space="preserve">Umumiy epidemiologiya. Oliy tibbiy ta'lim darsligi. — Toshkent: Tibbiyot nashriyoti. (Dezinfeksiya turlari va tartibi.)</w:t>
+        <w:t xml:space="preserve">O'zR SanQvaN 0090-25. Dezinfeksiya tadbirlarini o'tkazish, dezinfeksiya xizmatini amalga oshiruvchi tashkilotlarni joylashtirish hamda ularning xonalari va jihozlariga, dezinfeksiya vositalarini saqlash, tashish va ulardan foydalanishga oid sanitariya qoidalari, normalari va gigiyena normativlari. O'zR Adliya vazirligida 2025-yil 3-iyunda ro'yxatga olingan (hisob raqami 350). URL: https://lex.uz/docs/-7556121</w:t>
       </w:r>
     </w:p>
     <w:p>
@@ -173,7 +173,7 @@
         <w:spacing w:after="40"/>
       </w:pPr>
       <w:r>
-        <w:t xml:space="preserve">X. Komilov kutubxonasi materiallari (ochiq manba). URL: https://xayrullokomilov.uz/kutubxona</w:t>
+        <w:t xml:space="preserve">Umumiy epidemiologiya. Oliy tibbiy ta'lim muassasalari uchun darslik. — Toshkent: Tibbiyot nashriyoti.</w:t>
       </w:r>
     </w:p>
     <w:sectPr>

--- a/javoblar/009.docx
+++ b/javoblar/009.docx
@@ -17,7 +17,7 @@
         <w:jc w:val="both"/>
       </w:pPr>
       <w:r>
-        <w:t xml:space="preserve">Dezinfeksiya — tashqi muhit obyektlarida yuqumli kasallik qo'zg'atuvchilarini yo'q qilishga qaratilgan tadbirlar majmui bo'lib, u epidemik jarayonning ikkinchi bo'g'iniga — qo'zg'atuvchining yuqish mexanizmiga ta'sir qiladi. Dezinfeksiya epidemiyaga qarshi kurashning muhim yo'nalishlaridan biri bo'lib, u ayniqsa tashqi muhit orqali yuqadigan infeksiyalarda (ichak infeksiyalari, nafas yo'llari infeksiyalari, shifoxona ichi infeksiyalari) hal qiluvchi ahamiyatga ega. O'tkazilish maqsadiga ko'ra dezinfeksiya profilaktik va o'choqdagi (joriy va yakuniy) turlarga bo'linadi [1][2].</w:t>
+        <w:t xml:space="preserve">Dezinfeksiya — tashqi muhit obyektlarida yuqumli va parazitar kasalliklar qo'zg'atuvchilarini yo'q qilishga qaratilgan tadbirlar majmui bo'lib, u epidemik jarayonning ikkinchi bo'g'iniga — qo'zg'atuvchining yuqish mexanizmiga ta'sir qiladi. O'zbekiston Respublikasida dezinfeksiya tadbirlarini o'tkazish tartibi, ularni amalga oshiruvchi tashkilotlar va vositalarga qo'yiladigan talablar SanQvaN 0090-25 bilan belgilangan [1]. Maqsadiga ko'ra dezinfeksiya profilaktik va o'choqdagi turlarga, o'choqdagi dezinfeksiya esa joriy va yakuniy (o'choqli) turlarga bo'linadi [1].</w:t>
       </w:r>
     </w:p>
     <w:p>
@@ -35,7 +35,7 @@
         <w:jc w:val="both"/>
       </w:pPr>
       <w:r>
-        <w:t xml:space="preserve">Profilaktik dezinfeksiya aniq infeksiya manbai yo'q bo'lgan, biroq uning paydo bo'lishi va qo'zg'atuvchining to'planishi ehtimoli mavjud joylarda muntazam o'tkaziladi. Uning maqsadi — kasallik qo'zg'atuvchilarining tashqi muhitda to'planishi va tarqalishining oldini olishdir. U jamoat joylarida — kasalxonalar, poliklinikalar, maktablar va bog'chalar, umumiy ovqatlanish shoxobchalari, suv ta'minoti inshootlari, vokzallar va transportda amalga oshiriladi. Misollar: ichimlik suvini xlorlash, chiqindi suvlarni zararsizlantirish, umumiy ovqatlanish idishlarini qaynatish, qo'llarni dezinfeksiyalash. Profilaktik dezinfeksiya doimiy, rejali xususiyatga ega bo'lib, u epidemik vaziyatdan qat'i nazar, sanitariya qoidalariga muvofiq muntazam o'tkaziladi [1][2]. O'zbekistonda dezinfeksiya ishi O'zR SanQvaN 0090-25 bilan tartibga solinadi; bu hujjat aynan "dezinfeksiya tadbirlarini o'tkazish, dezinfeksiya xizmatini amalga oshiruvchi tashkilotlarni joylashtirish hamda ... dezinfeksiya vositalarini saqlash, tashish va ulardan foydalanishga oid" qoidalarni belgilaydi [2].</w:t>
+        <w:t xml:space="preserve">Profilaktik dezinfeksiya epidemik vaziyatdan qat'i nazar, yuqumli va parazitar kasalliklarning oldini olish maqsadida doimiy ravishda o'tkaziladigan tadbirlar majmuidir [1]. U infeksiya manbai aniqlangan-aniqlanmaganidan qat'i nazar, qo'zg'atuvchi to'planishi va yuqishi ehtimoli bo'lgan joylarda — jamoat binolari, tibbiyot muassasalari, suv ta'minoti va umumiy ovqatlanish obyektlarida amalga oshiriladi. Profilaktik dezinfeksiya obyektlarda odatda oyda bir marta o'tkaziladi, epidemik kasalliklar mavsumida esa uning davriyligi oshiriladi [1]. Tadbir o'tkaziladigan obyekt xodimlari bu haqda bir kun oldin ogohlantirilishi talab etiladi [1].</w:t>
       </w:r>
     </w:p>
     <w:p>
@@ -44,7 +44,7 @@
         <w:spacing w:after="80" w:before="160"/>
       </w:pPr>
       <w:r>
-        <w:t xml:space="preserve">O'choqdagi dezinfeksiya: joriy dezinfeksiya</w:t>
+        <w:t xml:space="preserve">Joriy dezinfeksiya</w:t>
       </w:r>
     </w:p>
     <w:p>
@@ -53,7 +53,7 @@
         <w:jc w:val="both"/>
       </w:pPr>
       <w:r>
-        <w:t xml:space="preserve">O'choqdagi dezinfeksiya infeksiya manbai aniqlangan joyda o'tkaziladi va ikki turga bo'linadi: joriy va yakuniy. Joriy dezinfeksiya bemor atrofida, u infeksiya manbai bo'lib turgan davrda muntazam o'tkaziladi — ya'ni bemor uyda yoki kasalxonada bo'lganda, qo'zg'atuvchi ajralib turgan vaqtda. Uning maqsadi — qo'zg'atuvchini ajralib chiqqan zahoti yo'q qilib, atrofga tarqalishiga yo'l qo'ymaslikdir. Joriy dezinfeksiya bemorning ajralmalari (najas, siydik, qusuq, balg'am), idish-tovoqlari, kiyim-kechagi, to'shak anjomlari, parvarish buyumlari va xonani zararsizlantirishni o'z ichiga oladi. Uni ko'pincha bemorni parvarish qiluvchi shaxslar yoki tibbiy xodimlar bajaradi va buning uchun ularga oddiy dezinfeksiya usullari oldindan o'rgatiladi [1]. Joriy dezinfeksiyaning muvaffaqiyati uning uzluksizligiga bog'liq: har bir ajralma chiqarilgandan so'ng darhol zararsizlantirilishi, bemor idish-tovog'i alohida saqlanishi va har gal ishlatilgach dezinfeksiyalanishi lozim. Shifoxona sharoitida joriy dezinfeksiya sanitariya-gigiyenik rejim va infeksion nazoratning ajralmas qismi bo'lib, u shifoxona ichi infeksiyalarining oldini olishda markaziy o'rin tutadi. Bu davrda dezinfeksiya qo'zg'atuvchining atrofdagilarga, tibbiy xodimlarga va boshqa bemorlarga yuqishining oldini oladi.</w:t>
+        <w:t xml:space="preserve">Joriy dezinfeksiya epidemiologik ahamiyatga ega tashkilot va muassasalarda infeksiya tarqalishining oldini olish uchun muntazam yoki doimiy olib boriladigan tadbirlardir [1]. U infeksiya manbai (bemor) mavjud bo'lgan va u atrofga qo'zg'atuvchi ajratib turgan davrda o'tkaziladi. Uning maqsadi — qo'zg'atuvchini ajralib chiqqan zahoti yo'q qilib, atrofga tarqalishiga yo'l qo'ymaslikdir. Uy sharoitida yuqumli kasallik o'chog'i aniqlanganda bemorni boshqa oila a'zolaridan ajratish, xonani har kuni shamollatish, bemorning shaxsiy buyumlarini alohidalash hamda qo'l tegadigan barcha yuzalarni (to'shak, stol, stul, eshik tutqichlari) muntazam zararsizlantirish talab etiladi [1]. Joriy dezinfeksiya bemorning ajralmalari, idish-tovoqlari va kiyim-kechagini ham qamrab oladi [2]. Joriy dezinfeksiyani ko'pincha bemorni parvarish qiluvchi shaxslar yoki tibbiy xodimlar bajargani uchun ularga oddiy va xavfsiz usullar oldindan o'rgatiladi; shifoxona sharoitida esa u sanitariya-gigiyenik rejim va infeksion nazoratning ajralmas qismi bo'lib, yuqumli kasalliklar bo'limida qat'iy jadval asosida olib boriladi [2]. Joriy dezinfeksiyaning uzluksizligi uning samaradorligining asosiy shartidir.</w:t>
       </w:r>
     </w:p>
     <w:p>
@@ -62,7 +62,7 @@
         <w:spacing w:after="80" w:before="160"/>
       </w:pPr>
       <w:r>
-        <w:t xml:space="preserve">O'choqdagi dezinfeksiya: yakuniy dezinfeksiya</w:t>
+        <w:t xml:space="preserve">Yakuniy (o'choqli) dezinfeksiya</w:t>
       </w:r>
     </w:p>
     <w:p>
@@ -71,7 +71,7 @@
         <w:jc w:val="both"/>
       </w:pPr>
       <w:r>
-        <w:t xml:space="preserve">Yakuniy dezinfeksiya infeksiya manbai o'choqdan olib chiqilgach — bemor kasalxonaga yotqizilgandan, sog'aygandan, boshqa joyga ko'chirilgandan yoki vafot etgandan so'ng bir marta o'tkaziladi. Uning maqsadi — o'choqda qolgan barcha qo'zg'atuvchilarni to'liq yo'q qilishdir. Yakuniy dezinfeksiya odatda dezinfeksiya stansiyasi yoki tegishli xizmatning maxsus brigadasi tomonidan, zararsizlantirish kamerasi va kimyoviy vositalardan foydalanib, puxta o'tkaziladi. U xona, barcha buyumlar, mebel va bemor foydalangan narsalarni qamrab oladi. Yakuniy dezinfeksiya ayniqsa tashqi muhitda chidamli qo'zg'atuvchilar (ich terlama, virusli gepatit, sil, kuydirgi) keltirgan o'choqlarda muhimdir [1][2]. Yakuniy dezinfeksiyani o'tkazish zarurati va muddati kasallikning nozologik shakliga bog'liq: tashqi muhitda tez nobud bo'ladigan qo'zg'atuvchilar (masalan, gripp, qizamiq) uchun u ko'pincha talab etilmaydi yoki shamollatish va nam tozalash bilan cheklaniladi, chidamli qo'zg'atuvchilar uchun esa majburiydir. Yakuniy dezinfeksiya imkon qadar tez — manba olib chiqilgach belgilangan qisqa muddat ichida o'tkazilishi kerak, chunki vaqt o'tgan sari qolgan qo'zg'atuvchining yangi odamga yuqish xavfi ortadi.</w:t>
+        <w:t xml:space="preserve">Yakuniy dezinfeksiya infeksiya manbai o'choqdan bartaraf etilgandan keyin — bemor shifoxonaga joylashtirilgach, sog'aygach, ambulator davolanish tugagach yoki o'lim holatida — bir marta o'tkaziladi va o'choqda qolgan patogenlarni to'liq yo'q qilishga qaratiladi [1]. U butun xona, buyumlar, mebel va bemor foydalangan narsalarni qamrab oladi; tashqi muhitda chidamli qo'zg'atuvchilar keltirgan o'choqlarda majburiydir. Yakuniy dezinfeksiyada ajralmalarni zararsizlantirish aniq me'yorlar bo'yicha bajariladi: quruq xlorli ohak 200 g/kg (1:5) nisbatda sepilib 1 soat, gipoxlorid kalsiy esa 100 g/kg (1:10) hisobida 2 soat ushlab turiladi [1]. Kiyim, ko'rpa-to'shak va jihozlar kamerali dezinfeksiya (100–110°C li issiq bug') orqali zararsizlantiriladi [1]. Yakuniy dezinfeksiya belgilangan ketma-ketlikda bajariladi: kirish joyidan boshlab polga eritma purkaladi, bemorning oziq-ovqat qoldiqlari va ajralmalari zararsizlantiriladi, idishlar va yumshoq buyumlar yig'ib ishlov beriladi, jihozlar va devorlar 2 metr balandlikkacha dezinfeksiyalanadi, so'ng oshxona, hammom, hojatxona va yo'lak zararsizlantirilib, o'choqdan chiqishdan oldin pol qayta ishlanadi [1]. O'tkazilgan yakuniy dezinfeksiya ishlari maxsus F.323/U shaklida qayd etiladi [1].</w:t>
       </w:r>
     </w:p>
     <w:p>
@@ -80,7 +80,7 @@
         <w:spacing w:after="80" w:before="160"/>
       </w:pPr>
       <w:r>
-        <w:t xml:space="preserve">Dezinfeksiya usullari</w:t>
+        <w:t xml:space="preserve">O'tkazish usullari</w:t>
       </w:r>
     </w:p>
     <w:p>
@@ -89,7 +89,7 @@
         <w:jc w:val="both"/>
       </w:pPr>
       <w:r>
-        <w:t xml:space="preserve">Dezinfeksiya bir necha usulda o'tkaziladi. Mexanik usul — changyutish, yuvish, shamollatish, iflos qavatni olib tashlash (qo'zg'atuvchi sonini kamaytiradi). Fizik usul — yuqori harorat (qaynatish, bug', quruq issiq havo), ultrabinafsha nurlanish, qizdirish. Kimyoviy usul — dezinfeksiyalovchi moddalar (xlor saqlovchi preparatlar, vodorod peroksid, chetvertichli ammoniy birikmalari, spirtlar) eritmalari bilan ishlov berish; bu eng keng tarqalgan usuldir. Biologik usul esa mikroorganizmlar yoki ularning mahsulotlaridan foydalanishga asoslanadi (asosan chiqindi suvlarni tozalashda). Usulni tanlash qo'zg'atuvchi turi, obyekt xususiyati va qo'zg'atuvchining chidamlilik darajasiga bog'liq [2]. Masalan, vegetativ bakteriyalar nisbatan oson yo'q qilinadi, viruslar turlicha chidamlilikka ega, sporali shakllar (kuydirgi, qoqshol qo'zg'atuvchilari) esa eng chidamli bo'lib, ular faqat kuchli rejimlarda — avtoklavlash yoki yuqori konsentratsiyali vositalar bilan uzoq ekspozitsiyada halok bo'ladi. Shu bois dezinfeksiya rejimini tanlashda qo'zg'atuvchining biologik xususiyatlarini hisobga olish zarur. Noto'g'ri tanlangan preparat yoki yetarli bo'lmagan ekspozitsiya dezinfeksiyani samarasiz qilib, soxta xavfsizlik tuyg'usini keltirib chiqaradi.</w:t>
+        <w:t xml:space="preserve">Dezinfeksiya mexanik, fizik va kimyoviy usullarda o'tkaziladi. Mexanik usul (yuvish, changyutish, shamollatish) qo'zg'atuvchi sonini kamaytiradi, fizik usul (qaynatish, bug', quruq issiq havo, ultrabinafsha nurlanish) va kimyoviy usul (dezinfeksiyalovchi eritmalar) esa qo'zg'atuvchini to'g'ridan-to'g'ri yo'q qiladi [2]. Usulni tanlash qo'zg'atuvchi turi, uning chidamliligi va obyekt xususiyatiga bog'liq [2]. Kimyoviy vosita tanlanganda uning xavf sinfi hisobga olinadi: inson va atrof-muhitga zarar yetkazmaslik uchun kam zaharli, III–IV xavf sinfidagi vositalardan foydalanish nazarda tutiladi [1]. Epidemik o'choqlarda ko'chma (avtotirkamali) dezinfeksiya kameralaridan foydalanish mumkin [1]. Kamerali dezinfeksiya, ayniqsa, yumshoq buyumlar — choyshab, yotoq va ustki kiyimlar, gilam va poyondozlarni zararsizlantirishda qo'llaniladi, chunki ularni eritma bilan to'liq ishlov berish qiyin [1]. Usulni to'g'ri tanlash qo'zg'atuvchining tashqi muhitdagi chidamliligini hisobga olishni talab qiladi: spora hosil qiluvchi qo'zg'atuvchilar uchun eng kuchli rejimlar zarur [2].</w:t>
       </w:r>
     </w:p>
     <w:p>
@@ -98,7 +98,7 @@
         <w:spacing w:after="80" w:before="160"/>
       </w:pPr>
       <w:r>
-        <w:t xml:space="preserve">O'tkazish tartibi va sifat nazorati</w:t>
+        <w:t xml:space="preserve">Samaradorlikni nazorat qilish</w:t>
       </w:r>
     </w:p>
     <w:p>
@@ -107,7 +107,7 @@
         <w:jc w:val="both"/>
       </w:pPr>
       <w:r>
-        <w:t xml:space="preserve">Dezinfeksiya belgilangan tartib-qoidalar asosida o'tkaziladi: to'g'ri preparat va uning kerakli konsentratsiyasini tanlash, ishlov berish vaqti (ekspozitsiya) va usulini saqlash, shaxsiy himoya vositalaridan foydalanish. Dezinfeksiya sifati nazorat qilinadi: vizual nazorat, kimyoviy nazorat (eritma faolligini tekshirish) va bakteriologik nazorat (ishlov berilgan yuzalardan surtma olib, qo'zg'atuvchi qolgan-qolmaganini aniqlash). Bakteriologik nazorat dezinfeksiya samaradorligining eng ishonchli ko'rsatkichidir. Sifat nazorati tadbir haqiqatan maqsadga erishganini tasdiqlaydi [1][2]. Dezinfeksiya tadbirlari hujjatlashtiriladi: o'tkazilgan ish turi, vaqti, ishlatilgan preparat va uning konsentratsiyasi qayd etiladi. Dezinfeksiyalovchi vositalar bilan ishlashda xavfsizlik texnikasiga rioya qilish — ularning ko'pchiligi zaharli va agressiv moddalar bo'lgani uchun — xodim salomatligini himoya qilishning zaruriy shartidir. Shuningdek, vositalarni to'g'ri saqlash, yaroqlilik muddatini nazorat qilish va eritmalarni belgilangan tartibda tayyorlash dezinfeksiyaning samaradorligini va xavfsizligini ta'minlaydi.</w:t>
+        <w:t xml:space="preserve">Dezinfeksiya samaradorligi uch xil nazorat orqali baholanadi: vizual (tozalikni ko'zdan kechirish), kimyoviy (eritmaning faol modda konsentratsiyasini tekshirish) va bakteriologik (ishlov berilgan yuzalardan surtma olib qo'zg'atuvchi qolgan-qolmaganligini aniqlash). Profilaktik dezinfeksiyadan so'ng yuzalardan bakteriologik usulda surtma olinishi va laboratoriya tekshiruvi o'tkazilishi belgilangan [1]. Bakteriologik nazorat samaradorlikning eng ishonchli ko'rsatkichi hisoblanadi [2]. Agar surtmada qo'zg'atuvchi topilsa, dezinfeksiya samarasiz deb baholanadi, sabablari (noto'g'ri konsentratsiya, yetarli bo'lmagan ekspozitsiya) tahlil qilinadi va tadbir qayta o'tkaziladi [2].</w:t>
       </w:r>
     </w:p>
     <w:p>
@@ -116,7 +116,7 @@
         <w:spacing w:after="80" w:before="160"/>
       </w:pPr>
       <w:r>
-        <w:t xml:space="preserve">Xulosa</w:t>
+        <w:t xml:space="preserve">Xavfsizlik va tashkiliy talablar</w:t>
       </w:r>
     </w:p>
     <w:p>
@@ -125,7 +125,25 @@
         <w:jc w:val="both"/>
       </w:pPr>
       <w:r>
-        <w:t xml:space="preserve">Dezinfeksiya tashqi muhitdagi qo'zg'atuvchilarni yo'q qilib, yuqish mexanizmini uzadigan muhim epidemiyaga qarshi tadbirdir. Profilaktik dezinfeksiya manba yo'q joyda rejali ravishda, joriy dezinfeksiya bemor atrofida u manba bo'lib turgan davrda, yakuniy dezinfeksiya esa manba olib chiqilgach bir marta o'tkaziladi. Dezinfeksiya mexanik, fizik, kimyoviy va biologik usullarda amalga oshirilib, uning samaradorligi, xususan bakteriologik nazorat orqali tasdiqlanadi. To'g'ri tashkil etilgan va sifati nazorat qilingan dezinfeksiya ichak infeksiyalari, shifoxona ichi infeksiyalari va boshqa ko'plab kasalliklar tarqalishining oldini olishda hal qiluvchi rol o'ynaydi; shu bois uni o'tkazish tartibini bilish vrach-epidemiolog uchun zaruriy amaliy malakadir.</w:t>
+        <w:t xml:space="preserve">Dezinfeksiyalovchi vositalarning ko'pchiligi zaharli bo'lgani uchun ular bilan ishlashda xavfsizlik qoidalariga rioya qilish shart: xodimlar shaxsiy himoya vositalaridan (qo'lqop, niqob, maxsus kiyim) foydalanadi, eritmalarni to'g'ri konsentratsiyada tayyorlaydi va belgilangan ekspozitsiya vaqtiga amal qiladi; dezinfeksiya tugagach, maxsus kiyimlar (poyabzal, qo'lqop, fartuk, yeng, himoya kiyim) dezinfeksiya qilinadi, tadbirda qatnashganlar esa sanitar ishlovdan o'tadi [1][2]. Vositalar belgilangan tartibda saqlanadi, tashiladi va ulardan foydalaniladi; ularning yaroqlilik muddati nazorat qilinadi [1]. Dezinfeksiya tadbirlari hujjatlashtiriladi va davlat sanitariya nazorati ostida bo'ladi. To'g'ri tanlangan usul va vosita, aniq konsentratsiya hamda ekspozitsiya dezinfeksiya samaradorligining asosiy shartidir [2].</w:t>
+      </w:r>
+    </w:p>
+    <w:p>
+      <w:pPr>
+        <w:pStyle w:val="Heading2"/>
+        <w:spacing w:after="80" w:before="160"/>
+      </w:pPr>
+      <w:r>
+        <w:t xml:space="preserve">Xulosa</w:t>
+      </w:r>
+    </w:p>
+    <w:p>
+      <w:pPr>
+        <w:spacing w:after="120"/>
+        <w:jc w:val="both"/>
+      </w:pPr>
+      <w:r>
+        <w:t xml:space="preserve">Profilaktik dezinfeksiya epidemik vaziyatdan qat'i nazar oldini olish maqsadida muntazam, joriy dezinfeksiya bemor manba bo'lib turgan davrda uzluksiz, yakuniy dezinfeksiya esa manba bartaraf etilgach bir marta o'tkaziladi [1]. Dezinfeksiya mexanik, fizik va kimyoviy usullarda, aniq me'yorlar (konsentratsiya, ekspozitsiya) bo'yicha amalga oshiriladi, vositalarning xavf sinfi hisobga olinadi, samaradorligi esa bakteriologik nazorat bilan tasdiqlanadi [1][2]. To'g'ri tashkil etilgan va nazorat qilingan dezinfeksiya yuqumli kasalliklar tarqalishining oldini olishda hal qiluvchi ahamiyatga ega va vrach-epidemiolog uchun uni to'g'ri rejalashtirish zaruriy kasbiy malakadir.</w:t>
       </w:r>
     </w:p>
     <w:p>
@@ -147,7 +165,7 @@
         <w:spacing w:after="40"/>
       </w:pPr>
       <w:r>
-        <w:t xml:space="preserve">V.L. Osipova. Dezinfeksiya. O'quv qo'llanma. — Moskva: GEOTAR-Media, 2009. (Nusxa: xayrullokomilov.uz/kutubxona, ochiq manba.)</w:t>
+        <w:t xml:space="preserve">SanQvaN 0090-25. Dezinfeksiya tadbirlarini o'tkazish, dezinfeksiya xizmatini amalga oshiruvchi tashkilotlarni joylashtirish hamda ularning xonalari va jihozlariga, dezinfeksiya vositalarini saqlash, tashish va ulardan foydalanishga oid sanitariya qoidalari, normalari va gigiyena normativlari. O'zbekiston Respublikasi SSV huzuridagi Sanitariya-epidemiologik osoyishtalik va jamoat salomatligi qo'mitasining 2025-yil 5-maydagi 8-son qarori; O'zR Adliya vazirligida 2025-yil 3-iyunda ro'yxatga olingan (№ 350). URL: https://lex.uz/docs/-7556121</w:t>
       </w:r>
     </w:p>
     <w:p>
@@ -160,20 +178,7 @@
         <w:spacing w:after="40"/>
       </w:pPr>
       <w:r>
-        <w:t xml:space="preserve">O'zR SanQvaN 0090-25. Dezinfeksiya tadbirlarini o'tkazish, dezinfeksiya xizmatini amalga oshiruvchi tashkilotlarni joylashtirish hamda ularning xonalari va jihozlariga, dezinfeksiya vositalarini saqlash, tashish va ulardan foydalanishga oid sanitariya qoidalari, normalari va gigiyena normativlari. O'zR Adliya vazirligida 2025-yil 3-iyunda ro'yxatga olingan (hisob raqami 350). URL: https://lex.uz/docs/-7556121</w:t>
-      </w:r>
-    </w:p>
-    <w:p>
-      <w:pPr>
-        <w:pStyle w:val="ListParagraph"/>
-        <w:numPr>
-          <w:ilvl w:val="0"/>
-          <w:numId w:val="2"/>
-        </w:numPr>
-        <w:spacing w:after="40"/>
-      </w:pPr>
-      <w:r>
-        <w:t xml:space="preserve">Umumiy epidemiologiya. Oliy tibbiy ta'lim muassasalari uchun darslik. — Toshkent: Tibbiyot nashriyoti.</w:t>
+        <w:t xml:space="preserve">Osipova V.L. Dezinfeksiya: o'quv qo'llanma (tibbiy bilim yurtlari va kollejlar uchun). — Moskva: GEOTAR-Media, 2009. — 136 b.</w:t>
       </w:r>
     </w:p>
     <w:sectPr>

--- a/javoblar/009.docx
+++ b/javoblar/009.docx
@@ -71,88 +71,7 @@
         <w:jc w:val="both"/>
       </w:pPr>
       <w:r>
-        <w:t xml:space="preserve">Yakuniy dezinfeksiya infeksiya manbai o'choqdan bartaraf etilgandan keyin — bemor shifoxonaga joylashtirilgach, sog'aygach, ambulator davolanish tugagach yoki o'lim holatida — bir marta o'tkaziladi va o'choqda qolgan patogenlarni to'liq yo'q qilishga qaratiladi [1]. U butun xona, buyumlar, mebel va bemor foydalangan narsalarni qamrab oladi; tashqi muhitda chidamli qo'zg'atuvchilar keltirgan o'choqlarda majburiydir. Yakuniy dezinfeksiyada ajralmalarni zararsizlantirish aniq me'yorlar bo'yicha bajariladi: quruq xlorli ohak 200 g/kg (1:5) nisbatda sepilib 1 soat, gipoxlorid kalsiy esa 100 g/kg (1:10) hisobida 2 soat ushlab turiladi [1]. Kiyim, ko'rpa-to'shak va jihozlar kamerali dezinfeksiya (100–110°C li issiq bug') orqali zararsizlantiriladi [1]. Yakuniy dezinfeksiya belgilangan ketma-ketlikda bajariladi: kirish joyidan boshlab polga eritma purkaladi, bemorning oziq-ovqat qoldiqlari va ajralmalari zararsizlantiriladi, idishlar va yumshoq buyumlar yig'ib ishlov beriladi, jihozlar va devorlar 2 metr balandlikkacha dezinfeksiyalanadi, so'ng oshxona, hammom, hojatxona va yo'lak zararsizlantirilib, o'choqdan chiqishdan oldin pol qayta ishlanadi [1]. O'tkazilgan yakuniy dezinfeksiya ishlari maxsus F.323/U shaklida qayd etiladi [1].</w:t>
-      </w:r>
-    </w:p>
-    <w:p>
-      <w:pPr>
-        <w:pStyle w:val="Heading2"/>
-        <w:spacing w:after="80" w:before="160"/>
-      </w:pPr>
-      <w:r>
-        <w:t xml:space="preserve">O'tkazish usullari</w:t>
-      </w:r>
-    </w:p>
-    <w:p>
-      <w:pPr>
-        <w:spacing w:after="120"/>
-        <w:jc w:val="both"/>
-      </w:pPr>
-      <w:r>
-        <w:t xml:space="preserve">Dezinfeksiya mexanik, fizik va kimyoviy usullarda o'tkaziladi. Mexanik usul (yuvish, changyutish, shamollatish) qo'zg'atuvchi sonini kamaytiradi, fizik usul (qaynatish, bug', quruq issiq havo, ultrabinafsha nurlanish) va kimyoviy usul (dezinfeksiyalovchi eritmalar) esa qo'zg'atuvchini to'g'ridan-to'g'ri yo'q qiladi [2]. Usulni tanlash qo'zg'atuvchi turi, uning chidamliligi va obyekt xususiyatiga bog'liq [2]. Kimyoviy vosita tanlanganda uning xavf sinfi hisobga olinadi: inson va atrof-muhitga zarar yetkazmaslik uchun kam zaharli, III–IV xavf sinfidagi vositalardan foydalanish nazarda tutiladi [1]. Epidemik o'choqlarda ko'chma (avtotirkamali) dezinfeksiya kameralaridan foydalanish mumkin [1]. Kamerali dezinfeksiya, ayniqsa, yumshoq buyumlar — choyshab, yotoq va ustki kiyimlar, gilam va poyondozlarni zararsizlantirishda qo'llaniladi, chunki ularni eritma bilan to'liq ishlov berish qiyin [1]. Usulni to'g'ri tanlash qo'zg'atuvchining tashqi muhitdagi chidamliligini hisobga olishni talab qiladi: spora hosil qiluvchi qo'zg'atuvchilar uchun eng kuchli rejimlar zarur [2].</w:t>
-      </w:r>
-    </w:p>
-    <w:p>
-      <w:pPr>
-        <w:pStyle w:val="Heading2"/>
-        <w:spacing w:after="80" w:before="160"/>
-      </w:pPr>
-      <w:r>
-        <w:t xml:space="preserve">Samaradorlikni nazorat qilish</w:t>
-      </w:r>
-    </w:p>
-    <w:p>
-      <w:pPr>
-        <w:spacing w:after="120"/>
-        <w:jc w:val="both"/>
-      </w:pPr>
-      <w:r>
-        <w:t xml:space="preserve">Dezinfeksiya samaradorligi uch xil nazorat orqali baholanadi: vizual (tozalikni ko'zdan kechirish), kimyoviy (eritmaning faol modda konsentratsiyasini tekshirish) va bakteriologik (ishlov berilgan yuzalardan surtma olib qo'zg'atuvchi qolgan-qolmaganligini aniqlash). Profilaktik dezinfeksiyadan so'ng yuzalardan bakteriologik usulda surtma olinishi va laboratoriya tekshiruvi o'tkazilishi belgilangan [1]. Bakteriologik nazorat samaradorlikning eng ishonchli ko'rsatkichi hisoblanadi [2]. Agar surtmada qo'zg'atuvchi topilsa, dezinfeksiya samarasiz deb baholanadi, sabablari (noto'g'ri konsentratsiya, yetarli bo'lmagan ekspozitsiya) tahlil qilinadi va tadbir qayta o'tkaziladi [2].</w:t>
-      </w:r>
-    </w:p>
-    <w:p>
-      <w:pPr>
-        <w:pStyle w:val="Heading2"/>
-        <w:spacing w:after="80" w:before="160"/>
-      </w:pPr>
-      <w:r>
-        <w:t xml:space="preserve">Xavfsizlik va tashkiliy talablar</w:t>
-      </w:r>
-    </w:p>
-    <w:p>
-      <w:pPr>
-        <w:spacing w:after="120"/>
-        <w:jc w:val="both"/>
-      </w:pPr>
-      <w:r>
-        <w:t xml:space="preserve">Dezinfeksiyalovchi vositalarning ko'pchiligi zaharli bo'lgani uchun ular bilan ishlashda xavfsizlik qoidalariga rioya qilish shart: xodimlar shaxsiy himoya vositalaridan (qo'lqop, niqob, maxsus kiyim) foydalanadi, eritmalarni to'g'ri konsentratsiyada tayyorlaydi va belgilangan ekspozitsiya vaqtiga amal qiladi; dezinfeksiya tugagach, maxsus kiyimlar (poyabzal, qo'lqop, fartuk, yeng, himoya kiyim) dezinfeksiya qilinadi, tadbirda qatnashganlar esa sanitar ishlovdan o'tadi [1][2]. Vositalar belgilangan tartibda saqlanadi, tashiladi va ulardan foydalaniladi; ularning yaroqlilik muddati nazorat qilinadi [1]. Dezinfeksiya tadbirlari hujjatlashtiriladi va davlat sanitariya nazorati ostida bo'ladi. To'g'ri tanlangan usul va vosita, aniq konsentratsiya hamda ekspozitsiya dezinfeksiya samaradorligining asosiy shartidir [2].</w:t>
-      </w:r>
-    </w:p>
-    <w:p>
-      <w:pPr>
-        <w:pStyle w:val="Heading2"/>
-        <w:spacing w:after="80" w:before="160"/>
-      </w:pPr>
-      <w:r>
-        <w:t xml:space="preserve">Xulosa</w:t>
-      </w:r>
-    </w:p>
-    <w:p>
-      <w:pPr>
-        <w:spacing w:after="120"/>
-        <w:jc w:val="both"/>
-      </w:pPr>
-      <w:r>
-        <w:t xml:space="preserve">Profilaktik dezinfeksiya epidemik vaziyatdan qat'i nazar oldini olish maqsadida muntazam, joriy dezinfeksiya bemor manba bo'lib turgan davrda uzluksiz, yakuniy dezinfeksiya esa manba bartaraf etilgach bir marta o'tkaziladi [1]. Dezinfeksiya mexanik, fizik va kimyoviy usullarda, aniq me'yorlar (konsentratsiya, ekspozitsiya) bo'yicha amalga oshiriladi, vositalarning xavf sinfi hisobga olinadi, samaradorligi esa bakteriologik nazorat bilan tasdiqlanadi [1][2]. To'g'ri tashkil etilgan va nazorat qilingan dezinfeksiya yuqumli kasalliklar tarqalishining oldini olishda hal qiluvchi ahamiyatga ega va vrach-epidemiolog uchun uni to'g'ri rejalashtirish zaruriy kasbiy malakadir.</w:t>
-      </w:r>
-    </w:p>
-    <w:p>
-      <w:pPr>
-        <w:pStyle w:val="Heading2"/>
-        <w:spacing w:after="80" w:before="220"/>
-      </w:pPr>
-      <w:r>
-        <w:t xml:space="preserve">Foydalanilgan adabiyotlar</w:t>
+        <w:t xml:space="preserve">Yakuniy dezinfeksiya infeksiya manbai o'choqdan bartaraf etilgandan keyin — bemor shifoxonaga joylashtirilgach, sog'aygach, ambulator davolanish tugagach yoki o'lim holatida — bir marta o'tkaziladi va o'choqda qolgan patogenlarni to'liq yo'q qilishga qaratiladi [1]. U butun xona, buyumlar, mebel va bemor foydalangan narsalarni qamrab oladi; tashqi muhitda chidamli qo'zg'atuvchilar keltirgan o'choqlarda majburiydir. Yakuniy dezinfeksiyada ajralmalarni zararsizlantirish aniq me'yorlar bo'yicha bajariladi: quruq xlorli ohak 200 g/kg (1:5) nisbatda sepilib 1 soat, gipoxlorid kalsiy esa 100 g/kg (1:10) hisobida 2 soat ushlab turiladi [1]. Kiyim, ko'rpa-to'shak va jihozlar kamerali dezinfeksiya (100–110°C li issiq bug') orqali zararsizlantiriladi [1]. Yakuniy dezinfeksiya quyidagi ketma-ketlikda bajariladi [1]:</w:t>
       </w:r>
     </w:p>
     <w:p>
@@ -165,7 +84,7 @@
         <w:spacing w:after="40"/>
       </w:pPr>
       <w:r>
-        <w:t xml:space="preserve">SanQvaN 0090-25. Dezinfeksiya tadbirlarini o'tkazish, dezinfeksiya xizmatini amalga oshiruvchi tashkilotlarni joylashtirish hamda ularning xonalari va jihozlariga, dezinfeksiya vositalarini saqlash, tashish va ulardan foydalanishga oid sanitariya qoidalari, normalari va gigiyena normativlari. O'zbekiston Respublikasi SSV huzuridagi Sanitariya-epidemiologik osoyishtalik va jamoat salomatligi qo'mitasining 2025-yil 5-maydagi 8-son qarori; O'zR Adliya vazirligida 2025-yil 3-iyunda ro'yxatga olingan (№ 350). URL: https://lex.uz/docs/-7556121</w:t>
+        <w:t xml:space="preserve">kirish joyidan boshlab polga dezinfeksiyalovchi eritma purkaladi;</w:t>
       </w:r>
     </w:p>
     <w:p>
@@ -174,6 +93,235 @@
         <w:numPr>
           <w:ilvl w:val="0"/>
           <w:numId w:val="2"/>
+        </w:numPr>
+        <w:spacing w:after="40"/>
+      </w:pPr>
+      <w:r>
+        <w:t xml:space="preserve">bemorning oziq-ovqat qoldiqlari va ajralmalari zararsizlantiriladi;</w:t>
+      </w:r>
+    </w:p>
+    <w:p>
+      <w:pPr>
+        <w:pStyle w:val="ListParagraph"/>
+        <w:numPr>
+          <w:ilvl w:val="0"/>
+          <w:numId w:val="2"/>
+        </w:numPr>
+        <w:spacing w:after="40"/>
+      </w:pPr>
+      <w:r>
+        <w:t xml:space="preserve">barcha idishlar yig'ilib, qopqoqli idishda ishlov beriladi;</w:t>
+      </w:r>
+    </w:p>
+    <w:p>
+      <w:pPr>
+        <w:pStyle w:val="ListParagraph"/>
+        <w:numPr>
+          <w:ilvl w:val="0"/>
+          <w:numId w:val="2"/>
+        </w:numPr>
+        <w:spacing w:after="40"/>
+      </w:pPr>
+      <w:r>
+        <w:t xml:space="preserve">yumshoq buyumlar kamerali dezinfeksiya uchun yig'iladi;</w:t>
+      </w:r>
+    </w:p>
+    <w:p>
+      <w:pPr>
+        <w:pStyle w:val="ListParagraph"/>
+        <w:numPr>
+          <w:ilvl w:val="0"/>
+          <w:numId w:val="2"/>
+        </w:numPr>
+        <w:spacing w:after="40"/>
+      </w:pPr>
+      <w:r>
+        <w:t xml:space="preserve">jihozlar va devorlar 2 metr balandlikkacha eritma bilan zararsizlantiriladi;</w:t>
+      </w:r>
+    </w:p>
+    <w:p>
+      <w:pPr>
+        <w:pStyle w:val="ListParagraph"/>
+        <w:numPr>
+          <w:ilvl w:val="0"/>
+          <w:numId w:val="2"/>
+        </w:numPr>
+        <w:spacing w:after="40"/>
+      </w:pPr>
+      <w:r>
+        <w:t xml:space="preserve">oshxona, hammom, hojatxona va yo'lak zararsizlantiriladi;</w:t>
+      </w:r>
+    </w:p>
+    <w:p>
+      <w:pPr>
+        <w:pStyle w:val="ListParagraph"/>
+        <w:numPr>
+          <w:ilvl w:val="0"/>
+          <w:numId w:val="2"/>
+        </w:numPr>
+        <w:spacing w:after="40"/>
+      </w:pPr>
+      <w:r>
+        <w:t xml:space="preserve">o'choqdan chiqishdan oldin pol qayta dezinfeksiyalanadi.</w:t>
+      </w:r>
+    </w:p>
+    <w:p>
+      <w:pPr>
+        <w:spacing w:after="120"/>
+        <w:jc w:val="both"/>
+      </w:pPr>
+      <w:r>
+        <w:t xml:space="preserve">O'tkazilgan yakuniy dezinfeksiya ishlari maxsus F.323/U shaklida qayd etiladi [1].</w:t>
+      </w:r>
+    </w:p>
+    <w:p>
+      <w:pPr>
+        <w:pStyle w:val="Heading2"/>
+        <w:spacing w:after="80" w:before="160"/>
+      </w:pPr>
+      <w:r>
+        <w:t xml:space="preserve">O'tkazish usullari</w:t>
+      </w:r>
+    </w:p>
+    <w:p>
+      <w:pPr>
+        <w:spacing w:after="120"/>
+        <w:jc w:val="both"/>
+      </w:pPr>
+      <w:r>
+        <w:t xml:space="preserve">Dezinfeksiya o'tkazish usuliga ko'ra uch guruhga bo'linadi [2]:</w:t>
+      </w:r>
+    </w:p>
+    <w:p>
+      <w:pPr>
+        <w:pStyle w:val="ListParagraph"/>
+        <w:numPr>
+          <w:ilvl w:val="0"/>
+          <w:numId w:val="3"/>
+        </w:numPr>
+        <w:spacing w:after="40"/>
+      </w:pPr>
+      <w:r>
+        <w:t xml:space="preserve">mexanik usul — yuvish, changyutish, shamollatish, iflos qatlamni olib tashlash; qo'zg'atuvchi sonini kamaytiradi;</w:t>
+      </w:r>
+    </w:p>
+    <w:p>
+      <w:pPr>
+        <w:pStyle w:val="ListParagraph"/>
+        <w:numPr>
+          <w:ilvl w:val="0"/>
+          <w:numId w:val="3"/>
+        </w:numPr>
+        <w:spacing w:after="40"/>
+      </w:pPr>
+      <w:r>
+        <w:t xml:space="preserve">fizik usul — qaynatish, bug', quruq issiq havo, ultrabinafsha nurlanish; yuqori harorat qo'zg'atuvchini halok qiladi;</w:t>
+      </w:r>
+    </w:p>
+    <w:p>
+      <w:pPr>
+        <w:pStyle w:val="ListParagraph"/>
+        <w:numPr>
+          <w:ilvl w:val="0"/>
+          <w:numId w:val="3"/>
+        </w:numPr>
+        <w:spacing w:after="40"/>
+      </w:pPr>
+      <w:r>
+        <w:t xml:space="preserve">kimyoviy usul — dezinfeksiyalovchi eritmalar bilan ishlov berish; eng keng tarqalgan usul.</w:t>
+      </w:r>
+    </w:p>
+    <w:p>
+      <w:pPr>
+        <w:spacing w:after="120"/>
+        <w:jc w:val="both"/>
+      </w:pPr>
+      <w:r>
+        <w:t xml:space="preserve">Usulni tanlash qo'zg'atuvchi turi, uning chidamliligi va obyekt xususiyatiga bog'liq; spora hosil qiluvchi qo'zg'atuvchilar uchun eng kuchli rejimlar zarur [2]. Kimyoviy vosita tanlanganda uning xavf sinfi hisobga olinadi: inson va atrof-muhitga zarar yetkazmaslik uchun kam zaharli, III–IV xavf sinfidagi vositalardan foydalanish nazarda tutiladi [1]. Epidemik o'choqlarda ko'chma (avtotirkamali) dezinfeksiya kameralaridan foydalanish mumkin; kamerali dezinfeksiya, ayniqsa, yumshoq buyumlarni (choyshab, yotoq va ustki kiyim, gilam) zararsizlantirishda qo'llaniladi [1].</w:t>
+      </w:r>
+    </w:p>
+    <w:p>
+      <w:pPr>
+        <w:pStyle w:val="Heading2"/>
+        <w:spacing w:after="80" w:before="160"/>
+      </w:pPr>
+      <w:r>
+        <w:t xml:space="preserve">Samaradorlikni nazorat qilish</w:t>
+      </w:r>
+    </w:p>
+    <w:p>
+      <w:pPr>
+        <w:spacing w:after="120"/>
+        <w:jc w:val="both"/>
+      </w:pPr>
+      <w:r>
+        <w:t xml:space="preserve">Dezinfeksiya samaradorligi uch xil nazorat orqali baholanadi: vizual (tozalikni ko'zdan kechirish), kimyoviy (eritmaning faol modda konsentratsiyasini tekshirish) va bakteriologik (ishlov berilgan yuzalardan surtma olib qo'zg'atuvchi qolgan-qolmaganligini aniqlash). Profilaktik dezinfeksiyadan so'ng yuzalardan bakteriologik usulda surtma olinishi va laboratoriya tekshiruvi o'tkazilishi belgilangan [1]. Bakteriologik nazorat samaradorlikning eng ishonchli ko'rsatkichi hisoblanadi [2]. Agar surtmada qo'zg'atuvchi topilsa, dezinfeksiya samarasiz deb baholanadi, sabablari (noto'g'ri konsentratsiya, yetarli bo'lmagan ekspozitsiya) tahlil qilinadi va tadbir qayta o'tkaziladi [2].</w:t>
+      </w:r>
+    </w:p>
+    <w:p>
+      <w:pPr>
+        <w:pStyle w:val="Heading2"/>
+        <w:spacing w:after="80" w:before="160"/>
+      </w:pPr>
+      <w:r>
+        <w:t xml:space="preserve">Xavfsizlik va tashkiliy talablar</w:t>
+      </w:r>
+    </w:p>
+    <w:p>
+      <w:pPr>
+        <w:spacing w:after="120"/>
+        <w:jc w:val="both"/>
+      </w:pPr>
+      <w:r>
+        <w:t xml:space="preserve">Dezinfeksiyalovchi vositalarning ko'pchiligi zaharli bo'lgani uchun ular bilan ishlashda xavfsizlik qoidalariga rioya qilish shart: xodimlar shaxsiy himoya vositalaridan (qo'lqop, niqob, maxsus kiyim) foydalanadi, eritmalarni to'g'ri konsentratsiyada tayyorlaydi va belgilangan ekspozitsiya vaqtiga amal qiladi; dezinfeksiya tugagach, maxsus kiyimlar (poyabzal, qo'lqop, fartuk, yeng, himoya kiyim) dezinfeksiya qilinadi, tadbirda qatnashganlar esa sanitar ishlovdan o'tadi [1][2]. Vositalar belgilangan tartibda saqlanadi, tashiladi va ulardan foydalaniladi; ularning yaroqlilik muddati nazorat qilinadi [1]. Dezinfeksiya tadbirlari hujjatlashtiriladi va davlat sanitariya nazorati ostida bo'ladi. To'g'ri tanlangan usul va vosita, aniq konsentratsiya hamda ekspozitsiya dezinfeksiya samaradorligining asosiy shartidir [2].</w:t>
+      </w:r>
+    </w:p>
+    <w:p>
+      <w:pPr>
+        <w:pStyle w:val="Heading2"/>
+        <w:spacing w:after="80" w:before="160"/>
+      </w:pPr>
+      <w:r>
+        <w:t xml:space="preserve">Xulosa</w:t>
+      </w:r>
+    </w:p>
+    <w:p>
+      <w:pPr>
+        <w:spacing w:after="120"/>
+        <w:jc w:val="both"/>
+      </w:pPr>
+      <w:r>
+        <w:t xml:space="preserve">Profilaktik dezinfeksiya epidemik vaziyatdan qat'i nazar oldini olish maqsadida muntazam, joriy dezinfeksiya bemor manba bo'lib turgan davrda uzluksiz, yakuniy dezinfeksiya esa manba bartaraf etilgach bir marta o'tkaziladi [1]. Dezinfeksiya mexanik, fizik va kimyoviy usullarda, aniq me'yorlar (konsentratsiya, ekspozitsiya) bo'yicha amalga oshiriladi, vositalarning xavf sinfi hisobga olinadi, samaradorligi esa bakteriologik nazorat bilan tasdiqlanadi [1][2]. To'g'ri tashkil etilgan va nazorat qilingan dezinfeksiya yuqumli kasalliklar tarqalishining oldini olishda hal qiluvchi ahamiyatga ega va vrach-epidemiolog uchun uni to'g'ri rejalashtirish zaruriy kasbiy malakadir.</w:t>
+      </w:r>
+    </w:p>
+    <w:p>
+      <w:pPr>
+        <w:pStyle w:val="Heading2"/>
+        <w:spacing w:after="80" w:before="220"/>
+      </w:pPr>
+      <w:r>
+        <w:t xml:space="preserve">Foydalanilgan adabiyotlar</w:t>
+      </w:r>
+    </w:p>
+    <w:p>
+      <w:pPr>
+        <w:pStyle w:val="ListParagraph"/>
+        <w:numPr>
+          <w:ilvl w:val="0"/>
+          <w:numId w:val="4"/>
+        </w:numPr>
+        <w:spacing w:after="40"/>
+      </w:pPr>
+      <w:r>
+        <w:t xml:space="preserve">SanQvaN 0090-25. Dezinfeksiya tadbirlarini o'tkazish, dezinfeksiya xizmatini amalga oshiruvchi tashkilotlarni joylashtirish hamda ularning xonalari va jihozlariga, dezinfeksiya vositalarini saqlash, tashish va ulardan foydalanishga oid sanitariya qoidalari, normalari va gigiyena normativlari. O'zbekiston Respublikasi SSV huzuridagi Sanitariya-epidemiologik osoyishtalik va jamoat salomatligi qo'mitasining 2025-yil 5-maydagi 8-son qarori; O'zR Adliya vazirligida 2025-yil 3-iyunda ro'yxatga olingan (№ 350). URL: https://lex.uz/docs/-7556121</w:t>
+      </w:r>
+    </w:p>
+    <w:p>
+      <w:pPr>
+        <w:pStyle w:val="ListParagraph"/>
+        <w:numPr>
+          <w:ilvl w:val="0"/>
+          <w:numId w:val="4"/>
         </w:numPr>
         <w:spacing w:after="40"/>
       </w:pPr>
@@ -394,6 +542,18 @@
     </w:lvlOverride>
   </w:num>
   <w:num w:numId="2">
+    <w:abstractNumId w:val="3"/>
+    <w:lvlOverride w:ilvl="0">
+      <w:startOverride w:val="1"/>
+    </w:lvlOverride>
+  </w:num>
+  <w:num w:numId="3">
+    <w:abstractNumId w:val="2"/>
+    <w:lvlOverride w:ilvl="0">
+      <w:startOverride w:val="1"/>
+    </w:lvlOverride>
+  </w:num>
+  <w:num w:numId="4">
     <w:abstractNumId w:val="4"/>
     <w:lvlOverride w:ilvl="0">
       <w:startOverride w:val="1"/>

--- a/javoblar/009.docx
+++ b/javoblar/009.docx
@@ -5,73 +5,126 @@
     <w:p>
       <w:pPr>
         <w:pStyle w:val="Heading1"/>
-        <w:spacing w:after="200"/>
-      </w:pPr>
-      <w:r>
-        <w:t xml:space="preserve">9. Profilaktik, joriy va yakuniy dezinfeksiya va ularni o'tkazish tartibi</w:t>
-      </w:r>
-    </w:p>
-    <w:p>
-      <w:pPr>
-        <w:spacing w:after="120"/>
-        <w:jc w:val="both"/>
-      </w:pPr>
-      <w:r>
-        <w:t xml:space="preserve">Dezinfeksiya — tashqi muhit obyektlarida yuqumli va parazitar kasalliklar qo'zg'atuvchilarini yo'q qilishga qaratilgan tadbirlar majmui bo'lib, u epidemik jarayonning ikkinchi bo'g'iniga — qo'zg'atuvchining yuqish mexanizmiga ta'sir qiladi. O'zbekiston Respublikasida dezinfeksiya tadbirlarini o'tkazish tartibi, ularni amalga oshiruvchi tashkilotlar va vositalarga qo'yiladigan talablar SanQvaN 0090-25 bilan belgilangan [1]. Maqsadiga ko'ra dezinfeksiya profilaktik va o'choqdagi turlarga, o'choqdagi dezinfeksiya esa joriy va yakuniy (o'choqli) turlarga bo'linadi [1].</w:t>
+        <w:spacing w:after="240"/>
+        <w:jc w:val="center"/>
+      </w:pPr>
+      <w:r>
+        <w:rPr>
+          <w:rFonts w:ascii="Times New Roman" w:cs="Times New Roman" w:eastAsia="Times New Roman" w:hAnsi="Times New Roman"/>
+          <w:b/>
+          <w:bCs/>
+          <w:sz w:val="28"/>
+          <w:szCs w:val="28"/>
+        </w:rPr>
+        <w:t xml:space="preserve">9. Yuqumli ichak kasalliklariga qarshi kurashda eng muhim va samarali bo'lgan profilaktik va epidemiyaga qarshi chora-tadbirlar</w:t>
       </w:r>
     </w:p>
     <w:p>
       <w:pPr>
         <w:pStyle w:val="Heading2"/>
-        <w:spacing w:after="80" w:before="160"/>
-      </w:pPr>
-      <w:r>
-        <w:t xml:space="preserve">Profilaktik dezinfeksiya</w:t>
-      </w:r>
-    </w:p>
-    <w:p>
-      <w:pPr>
-        <w:spacing w:after="120"/>
-        <w:jc w:val="both"/>
-      </w:pPr>
-      <w:r>
-        <w:t xml:space="preserve">Profilaktik dezinfeksiya epidemik vaziyatdan qat'i nazar, yuqumli va parazitar kasalliklarning oldini olish maqsadida doimiy ravishda o'tkaziladigan tadbirlar majmuidir [1]. U infeksiya manbai aniqlangan-aniqlanmaganidan qat'i nazar, qo'zg'atuvchi to'planishi va yuqishi ehtimoli bo'lgan joylarda — jamoat binolari, tibbiyot muassasalari, suv ta'minoti va umumiy ovqatlanish obyektlarida amalga oshiriladi. Profilaktik dezinfeksiya obyektlarda odatda oyda bir marta o'tkaziladi, epidemik kasalliklar mavsumida esa uning davriyligi oshiriladi [1]. Tadbir o'tkaziladigan obyekt xodimlari bu haqda bir kun oldin ogohlantirilishi talab etiladi [1].</w:t>
+        <w:spacing w:after="100" w:before="200"/>
+      </w:pPr>
+      <w:r>
+        <w:rPr>
+          <w:rFonts w:ascii="Times New Roman" w:cs="Times New Roman" w:eastAsia="Times New Roman" w:hAnsi="Times New Roman"/>
+          <w:b/>
+          <w:bCs/>
+          <w:sz w:val="28"/>
+          <w:szCs w:val="28"/>
+        </w:rPr>
+        <w:t xml:space="preserve">Kirish</w:t>
+      </w:r>
+    </w:p>
+    <w:p>
+      <w:pPr>
+        <w:spacing w:after="120" w:line="276"/>
+        <w:ind w:firstLine="567"/>
+        <w:jc w:val="both"/>
+      </w:pPr>
+      <w:r>
+        <w:rPr>
+          <w:rFonts w:ascii="Times New Roman" w:cs="Times New Roman" w:eastAsia="Times New Roman" w:hAnsi="Times New Roman"/>
+          <w:sz w:val="28"/>
+          <w:szCs w:val="28"/>
+        </w:rPr>
+        <w:t xml:space="preserve">Yuqumli ichak kasalliklari — shigellyoz, ich terlama va paratiflar, salmonellyoz, vabo, virusli gepatit A, rotavirus va boshqa o'tkir ichak infeksiyalari — fekal-oral mexanizm orqali tarqaladi. Ular bo'yicha O'zbekiston Respublikasi Sog'liqni saqlash vazirligining yo'riqnomasi o'tkir ichak infeksiyalarini patogen enterobakteriyalar, shartli patogen qo'zg'atuvchilar va viruslar keltirib chiqaradigan, oshqozon-ichak traktining jarohatlanishi, intoksikatsiya va degidratatsiya bilan kechadigan kasalliklar deb ta'riflaydi [2].</w:t>
       </w:r>
     </w:p>
     <w:p>
       <w:pPr>
         <w:pStyle w:val="Heading2"/>
-        <w:spacing w:after="80" w:before="160"/>
-      </w:pPr>
-      <w:r>
-        <w:t xml:space="preserve">Joriy dezinfeksiya</w:t>
-      </w:r>
-    </w:p>
-    <w:p>
-      <w:pPr>
-        <w:spacing w:after="120"/>
-        <w:jc w:val="both"/>
-      </w:pPr>
-      <w:r>
-        <w:t xml:space="preserve">Joriy dezinfeksiya epidemiologik ahamiyatga ega tashkilot va muassasalarda infeksiya tarqalishining oldini olish uchun muntazam yoki doimiy olib boriladigan tadbirlardir [1]. U infeksiya manbai (bemor) mavjud bo'lgan va u atrofga qo'zg'atuvchi ajratib turgan davrda o'tkaziladi. Uning maqsadi — qo'zg'atuvchini ajralib chiqqan zahoti yo'q qilib, atrofga tarqalishiga yo'l qo'ymaslikdir. Uy sharoitida yuqumli kasallik o'chog'i aniqlanganda bemorni boshqa oila a'zolaridan ajratish, xonani har kuni shamollatish, bemorning shaxsiy buyumlarini alohidalash hamda qo'l tegadigan barcha yuzalarni (to'shak, stol, stul, eshik tutqichlari) muntazam zararsizlantirish talab etiladi [1]. Joriy dezinfeksiya bemorning ajralmalari, idish-tovoqlari va kiyim-kechagini ham qamrab oladi [2]. Joriy dezinfeksiyani ko'pincha bemorni parvarish qiluvchi shaxslar yoki tibbiy xodimlar bajargani uchun ularga oddiy va xavfsiz usullar oldindan o'rgatiladi; shifoxona sharoitida esa u sanitariya-gigiyenik rejim va infeksion nazoratning ajralmas qismi bo'lib, yuqumli kasalliklar bo'limida qat'iy jadval asosida olib boriladi [2]. Joriy dezinfeksiyaning uzluksizligi uning samaradorligining asosiy shartidir.</w:t>
+        <w:spacing w:after="100" w:before="200"/>
+      </w:pPr>
+      <w:r>
+        <w:rPr>
+          <w:rFonts w:ascii="Times New Roman" w:cs="Times New Roman" w:eastAsia="Times New Roman" w:hAnsi="Times New Roman"/>
+          <w:b/>
+          <w:bCs/>
+          <w:sz w:val="28"/>
+          <w:szCs w:val="28"/>
+        </w:rPr>
+        <w:t xml:space="preserve">Epidemiologik xususiyatlari va o'ziga xos xavflar</w:t>
+      </w:r>
+    </w:p>
+    <w:p>
+      <w:pPr>
+        <w:spacing w:after="120" w:line="276"/>
+        <w:ind w:firstLine="567"/>
+        <w:jc w:val="both"/>
+      </w:pPr>
+      <w:r>
+        <w:rPr>
+          <w:rFonts w:ascii="Times New Roman" w:cs="Times New Roman" w:eastAsia="Times New Roman" w:hAnsi="Times New Roman"/>
+          <w:sz w:val="28"/>
+          <w:szCs w:val="28"/>
+        </w:rPr>
+        <w:t xml:space="preserve">JSST ma'lumotlariga ko'ra, diareya kasalliklari 1–59 oylik bolalarda o'limning uchinchi yetakchi sababi bo'lib, har yili taxminan 443 832 besh yoshgacha bolani o'ldiradi; ular xavfsiz ichimlik suvi, yetarli sanitariya va gigiyena yordamida katta qismi oldi olinadigan kasalliklardir [1]. Bolalarda eng ko'p uchraydigan virusli qo'zg'atuvchilar rotavirus, norovirus, adenovirus va astrovirus, bakterial qo'zg'atuvchilar Escherichia coli, Salmonella, Shigella va Campylobacter [1]. Darslikda shigellyozlarning oziq-ovqat, suv va maishiy-muloqot yo'llari bilan tarqalishi, vaboda esa suv omilining yetakchiligi ta'kidlanadi [3].</w:t>
+      </w:r>
+    </w:p>
+    <w:p>
+      <w:pPr>
+        <w:spacing w:after="120" w:line="276"/>
+        <w:ind w:firstLine="567"/>
+        <w:jc w:val="both"/>
+      </w:pPr>
+      <w:r>
+        <w:rPr>
+          <w:rFonts w:ascii="Times New Roman" w:cs="Times New Roman" w:eastAsia="Times New Roman" w:hAnsi="Times New Roman"/>
+          <w:sz w:val="28"/>
+          <w:szCs w:val="28"/>
+        </w:rPr>
+        <w:t xml:space="preserve">O'zbekistonda SEO va JS qo'mitasining oylik hisobotlari asosidagi tahlilga ko'ra (tahlil sanasi 30.07.2023), etiologiyasi aniqlangan o'tkir yuqumli ichak kasalliklari bo'yicha o'tgan oyda 1169 holat ro'yxatga olingan, oldingi oyda 883, o'tgan yilning shu oyida esa 1733 holat; eng ko'p holat Surxondaryo viloyatida (188) qayd etilgan [4]. Tahlilda aniq oy nomi ko'rsatilmagan, shuning uchun bu ko'rsatkichlar faqat misol sifatida keltirildi.</w:t>
       </w:r>
     </w:p>
     <w:p>
       <w:pPr>
         <w:pStyle w:val="Heading2"/>
-        <w:spacing w:after="80" w:before="160"/>
-      </w:pPr>
-      <w:r>
-        <w:t xml:space="preserve">Yakuniy (o'choqli) dezinfeksiya</w:t>
-      </w:r>
-    </w:p>
-    <w:p>
-      <w:pPr>
-        <w:spacing w:after="120"/>
-        <w:jc w:val="both"/>
-      </w:pPr>
-      <w:r>
-        <w:t xml:space="preserve">Yakuniy dezinfeksiya infeksiya manbai o'choqdan bartaraf etilgandan keyin — bemor shifoxonaga joylashtirilgach, sog'aygach, ambulator davolanish tugagach yoki o'lim holatida — bir marta o'tkaziladi va o'choqda qolgan patogenlarni to'liq yo'q qilishga qaratiladi [1]. U butun xona, buyumlar, mebel va bemor foydalangan narsalarni qamrab oladi; tashqi muhitda chidamli qo'zg'atuvchilar keltirgan o'choqlarda majburiydir. Yakuniy dezinfeksiyada ajralmalarni zararsizlantirish aniq me'yorlar bo'yicha bajariladi: quruq xlorli ohak 200 g/kg (1:5) nisbatda sepilib 1 soat, gipoxlorid kalsiy esa 100 g/kg (1:10) hisobida 2 soat ushlab turiladi [1]. Kiyim, ko'rpa-to'shak va jihozlar kamerali dezinfeksiya (100–110°C li issiq bug') orqali zararsizlantiriladi [1]. Yakuniy dezinfeksiya quyidagi ketma-ketlikda bajariladi [1]:</w:t>
+        <w:spacing w:after="100" w:before="200"/>
+      </w:pPr>
+      <w:r>
+        <w:rPr>
+          <w:rFonts w:ascii="Times New Roman" w:cs="Times New Roman" w:eastAsia="Times New Roman" w:hAnsi="Times New Roman"/>
+          <w:b/>
+          <w:bCs/>
+          <w:sz w:val="28"/>
+          <w:szCs w:val="28"/>
+        </w:rPr>
+        <w:t xml:space="preserve">Profilaktik chora-tadbirlar</w:t>
+      </w:r>
+    </w:p>
+    <w:p>
+      <w:pPr>
+        <w:spacing w:after="120" w:line="276"/>
+        <w:ind w:firstLine="567"/>
+        <w:jc w:val="both"/>
+      </w:pPr>
+      <w:r>
+        <w:rPr>
+          <w:rFonts w:ascii="Times New Roman" w:cs="Times New Roman" w:eastAsia="Times New Roman" w:hAnsi="Times New Roman"/>
+          <w:sz w:val="28"/>
+          <w:szCs w:val="28"/>
+        </w:rPr>
+        <w:t xml:space="preserve">Fekal-oral mexanizmning xususiyati shundaki, qo'zg'atuvchi najas bilan chiqib, qo'l, oziq-ovqat, suv va idishlar orqali og'izga tushadi [5]. Shu sababli eng samarali profilaktika yuqish yo'llariga qaratilgan [1, 3, 5]:</w:t>
       </w:r>
     </w:p>
     <w:p>
@@ -81,10 +134,16 @@
           <w:ilvl w:val="0"/>
           <w:numId w:val="2"/>
         </w:numPr>
-        <w:spacing w:after="40"/>
-      </w:pPr>
-      <w:r>
-        <w:t xml:space="preserve">kirish joyidan boshlab polga dezinfeksiyalovchi eritma purkaladi;</w:t>
+        <w:spacing w:after="60" w:line="276"/>
+        <w:jc w:val="both"/>
+      </w:pPr>
+      <w:r>
+        <w:rPr>
+          <w:rFonts w:ascii="Times New Roman" w:cs="Times New Roman" w:eastAsia="Times New Roman" w:hAnsi="Times New Roman"/>
+          <w:sz w:val="28"/>
+          <w:szCs w:val="28"/>
+        </w:rPr>
+        <w:t xml:space="preserve">xavfsiz ichimlik suvi bilan ta'minlash va suv manbalarini zararsizlantirish; darslikka ko'ra ich terlama va virusli gepatit A bilan kasallanish suvni zararsizlantirish sifatiga to'liq bog'liq [3];</w:t>
       </w:r>
     </w:p>
     <w:p>
@@ -94,10 +153,16 @@
           <w:ilvl w:val="0"/>
           <w:numId w:val="2"/>
         </w:numPr>
-        <w:spacing w:after="40"/>
-      </w:pPr>
-      <w:r>
-        <w:t xml:space="preserve">bemorning oziq-ovqat qoldiqlari va ajralmalari zararsizlantiriladi;</w:t>
+        <w:spacing w:after="60" w:line="276"/>
+        <w:jc w:val="both"/>
+      </w:pPr>
+      <w:r>
+        <w:rPr>
+          <w:rFonts w:ascii="Times New Roman" w:cs="Times New Roman" w:eastAsia="Times New Roman" w:hAnsi="Times New Roman"/>
+          <w:sz w:val="28"/>
+          <w:szCs w:val="28"/>
+        </w:rPr>
+        <w:t xml:space="preserve">yaxshilangan sanitariya (kanalizatsiya, chiqindilarni olib chiqish, hojatxonalar) va sovun bilan qo'l yuvish [1, 5];</w:t>
       </w:r>
     </w:p>
     <w:p>
@@ -107,10 +172,16 @@
           <w:ilvl w:val="0"/>
           <w:numId w:val="2"/>
         </w:numPr>
-        <w:spacing w:after="40"/>
-      </w:pPr>
-      <w:r>
-        <w:t xml:space="preserve">barcha idishlar yig'ilib, qopqoqli idishda ishlov beriladi;</w:t>
+        <w:spacing w:after="60" w:line="276"/>
+        <w:jc w:val="both"/>
+      </w:pPr>
+      <w:r>
+        <w:rPr>
+          <w:rFonts w:ascii="Times New Roman" w:cs="Times New Roman" w:eastAsia="Times New Roman" w:hAnsi="Times New Roman"/>
+          <w:sz w:val="28"/>
+          <w:szCs w:val="28"/>
+        </w:rPr>
+        <w:t xml:space="preserve">oziq-ovqatni ishlab chiqarish, saqlash va tayyorlashda shaxsiy va oziq-ovqat gigiyenasiga rioya qilish; oziq-ovqat korxonalari ishchilarini ishga qabul qilishda bakteriya tashuvchilikka tekshirish [1, 3];</w:t>
       </w:r>
     </w:p>
     <w:p>
@@ -120,10 +191,16 @@
           <w:ilvl w:val="0"/>
           <w:numId w:val="2"/>
         </w:numPr>
-        <w:spacing w:after="40"/>
-      </w:pPr>
-      <w:r>
-        <w:t xml:space="preserve">yumshoq buyumlar kamerali dezinfeksiya uchun yig'iladi;</w:t>
+        <w:spacing w:after="60" w:line="276"/>
+        <w:jc w:val="both"/>
+      </w:pPr>
+      <w:r>
+        <w:rPr>
+          <w:rFonts w:ascii="Times New Roman" w:cs="Times New Roman" w:eastAsia="Times New Roman" w:hAnsi="Times New Roman"/>
+          <w:sz w:val="28"/>
+          <w:szCs w:val="28"/>
+        </w:rPr>
+        <w:t xml:space="preserve">birinchi 6 oy davomida faqat ko'krak suti bilan boqish, aholining sanitariya-gigiyenik tarbiyasi va rotavirusga qarshi emlash [1];</w:t>
       </w:r>
     </w:p>
     <w:p>
@@ -133,63 +210,62 @@
           <w:ilvl w:val="0"/>
           <w:numId w:val="2"/>
         </w:numPr>
-        <w:spacing w:after="40"/>
-      </w:pPr>
-      <w:r>
-        <w:t xml:space="preserve">jihozlar va devorlar 2 metr balandlikkacha eritma bilan zararsizlantiriladi;</w:t>
-      </w:r>
-    </w:p>
-    <w:p>
-      <w:pPr>
-        <w:pStyle w:val="ListParagraph"/>
-        <w:numPr>
-          <w:ilvl w:val="0"/>
-          <w:numId w:val="2"/>
-        </w:numPr>
-        <w:spacing w:after="40"/>
-      </w:pPr>
-      <w:r>
-        <w:t xml:space="preserve">oshxona, hammom, hojatxona va yo'lak zararsizlantiriladi;</w:t>
-      </w:r>
-    </w:p>
-    <w:p>
-      <w:pPr>
-        <w:pStyle w:val="ListParagraph"/>
-        <w:numPr>
-          <w:ilvl w:val="0"/>
-          <w:numId w:val="2"/>
-        </w:numPr>
-        <w:spacing w:after="40"/>
-      </w:pPr>
-      <w:r>
-        <w:t xml:space="preserve">o'choqdan chiqishdan oldin pol qayta dezinfeksiyalanadi.</w:t>
-      </w:r>
-    </w:p>
-    <w:p>
-      <w:pPr>
-        <w:spacing w:after="120"/>
-        <w:jc w:val="both"/>
-      </w:pPr>
-      <w:r>
-        <w:t xml:space="preserve">O'tkazilgan yakuniy dezinfeksiya ishlari maxsus F.323/U shaklida qayd etiladi [1].</w:t>
+        <w:spacing w:after="60" w:line="276"/>
+        <w:jc w:val="both"/>
+      </w:pPr>
+      <w:r>
+        <w:rPr>
+          <w:rFonts w:ascii="Times New Roman" w:cs="Times New Roman" w:eastAsia="Times New Roman" w:hAnsi="Times New Roman"/>
+          <w:sz w:val="28"/>
+          <w:szCs w:val="28"/>
+        </w:rPr>
+        <w:t xml:space="preserve">profilaktik dezinfeksiya va dezinseksiya, sanitariya-veterinariya tadbirlari [3, 6].</w:t>
+      </w:r>
+    </w:p>
+    <w:p>
+      <w:pPr>
+        <w:spacing w:after="120" w:line="276"/>
+        <w:ind w:firstLine="567"/>
+        <w:jc w:val="both"/>
+      </w:pPr>
+      <w:r>
+        <w:rPr>
+          <w:rFonts w:ascii="Times New Roman" w:cs="Times New Roman" w:eastAsia="Times New Roman" w:hAnsi="Times New Roman"/>
+          <w:sz w:val="28"/>
+          <w:szCs w:val="28"/>
+        </w:rPr>
+        <w:t xml:space="preserve">Profilaktik dezinfeksiya doimiy ravishda, epidemiya holatidan qat'i nazar o'tkaziladi; yangi SanQvaN bo'yicha obyektlarda oyiga bir marta, epidemik mavsumda esa tez-tez amalga oshiriladi, sifati surtmalarda E. coli aniqlanishi bilan baholanadi (tuman va shahar markazida 5 foizgacha, chekka hududlarda 3 foizgacha) [6].</w:t>
       </w:r>
     </w:p>
     <w:p>
       <w:pPr>
         <w:pStyle w:val="Heading2"/>
-        <w:spacing w:after="80" w:before="160"/>
-      </w:pPr>
-      <w:r>
-        <w:t xml:space="preserve">O'tkazish usullari</w:t>
-      </w:r>
-    </w:p>
-    <w:p>
-      <w:pPr>
-        <w:spacing w:after="120"/>
-        <w:jc w:val="both"/>
-      </w:pPr>
-      <w:r>
-        <w:t xml:space="preserve">Dezinfeksiya o'tkazish usuliga ko'ra uch guruhga bo'linadi [2]:</w:t>
+        <w:spacing w:after="100" w:before="200"/>
+      </w:pPr>
+      <w:r>
+        <w:rPr>
+          <w:rFonts w:ascii="Times New Roman" w:cs="Times New Roman" w:eastAsia="Times New Roman" w:hAnsi="Times New Roman"/>
+          <w:b/>
+          <w:bCs/>
+          <w:sz w:val="28"/>
+          <w:szCs w:val="28"/>
+        </w:rPr>
+        <w:t xml:space="preserve">Epidemiyaga qarshi chora-tadbirlar</w:t>
+      </w:r>
+    </w:p>
+    <w:p>
+      <w:pPr>
+        <w:spacing w:after="120" w:line="276"/>
+        <w:ind w:firstLine="567"/>
+        <w:jc w:val="both"/>
+      </w:pPr>
+      <w:r>
+        <w:rPr>
+          <w:rFonts w:ascii="Times New Roman" w:cs="Times New Roman" w:eastAsia="Times New Roman" w:hAnsi="Times New Roman"/>
+          <w:sz w:val="28"/>
+          <w:szCs w:val="28"/>
+        </w:rPr>
+        <w:t xml:space="preserve">Yo'riqnomaga ko'ra epidemiologik tekshiruvning maqsadi kasallik manbasini, uni keltirib chiqargan omillar va yuqish sharoitlarini erta aniqlash, tarqalish chegarasini belgilash hamda majmuaviy choralar o'tkazishdir [2]. O'choqda asosiy yo'nalishlar quyidagilar [2, 7]:</w:t>
       </w:r>
     </w:p>
     <w:p>
@@ -199,10 +275,16 @@
           <w:ilvl w:val="0"/>
           <w:numId w:val="3"/>
         </w:numPr>
-        <w:spacing w:after="40"/>
-      </w:pPr>
-      <w:r>
-        <w:t xml:space="preserve">mexanik usul — yuvish, changyutish, shamollatish, iflos qatlamni olib tashlash; qo'zg'atuvchi sonini kamaytiradi;</w:t>
+        <w:spacing w:after="60" w:line="276"/>
+        <w:jc w:val="both"/>
+      </w:pPr>
+      <w:r>
+        <w:rPr>
+          <w:rFonts w:ascii="Times New Roman" w:cs="Times New Roman" w:eastAsia="Times New Roman" w:hAnsi="Times New Roman"/>
+          <w:sz w:val="28"/>
+          <w:szCs w:val="28"/>
+        </w:rPr>
+        <w:t xml:space="preserve">Bemorni erta aniqlash va namuna olish: namunalar (qusuq massa, yuvilgan oshqozon suvi, najas) etiotrop davo boshlanishidan oldin olinadi; qabul bo'limida olingan namunalar 2 soat ichida laboratoriyaga yetkaziladi, yetkazib bo'lmasa muzlatgichda saqlanib, 12 soat ichida topshiriladi [2].</w:t>
       </w:r>
     </w:p>
     <w:p>
@@ -212,10 +294,16 @@
           <w:ilvl w:val="0"/>
           <w:numId w:val="3"/>
         </w:numPr>
-        <w:spacing w:after="40"/>
-      </w:pPr>
-      <w:r>
-        <w:t xml:space="preserve">fizik usul — qaynatish, bug', quruq issiq havo, ultrabinafsha nurlanish; yuqori harorat qo'zg'atuvchini halok qiladi;</w:t>
+        <w:spacing w:after="60" w:line="276"/>
+        <w:jc w:val="both"/>
+      </w:pPr>
+      <w:r>
+        <w:rPr>
+          <w:rFonts w:ascii="Times New Roman" w:cs="Times New Roman" w:eastAsia="Times New Roman" w:hAnsi="Times New Roman"/>
+          <w:sz w:val="28"/>
+          <w:szCs w:val="28"/>
+        </w:rPr>
+        <w:t xml:space="preserve">Gospitalizatsiya: klinik ko'rsatma — og'ir va o'rtacha og'ir shakldagi yosh bolalar hamda boshqa kasalliklardan holsizlanganlar; epidemiologik ko'rsatma — bemorning yashash joyida epidemiyaga qarshi choralarni o'tkazish sharoiti bo'lmasa, shuningdek oziq-ovqat va unga tenglashtirilgan korxona ishchilari barcha hollarda [2].</w:t>
       </w:r>
     </w:p>
     <w:p>
@@ -225,81 +313,310 @@
           <w:ilvl w:val="0"/>
           <w:numId w:val="3"/>
         </w:numPr>
-        <w:spacing w:after="40"/>
-      </w:pPr>
-      <w:r>
-        <w:t xml:space="preserve">kimyoviy usul — dezinfeksiyalovchi eritmalar bilan ishlov berish; eng keng tarqalgan usul.</w:t>
-      </w:r>
-    </w:p>
-    <w:p>
-      <w:pPr>
-        <w:spacing w:after="120"/>
-        <w:jc w:val="both"/>
-      </w:pPr>
-      <w:r>
-        <w:t xml:space="preserve">Usulni tanlash qo'zg'atuvchi turi, uning chidamliligi va obyekt xususiyatiga bog'liq; spora hosil qiluvchi qo'zg'atuvchilar uchun eng kuchli rejimlar zarur [2]. Kimyoviy vosita tanlanganda uning xavf sinfi hisobga olinadi: inson va atrof-muhitga zarar yetkazmaslik uchun kam zaharli, III–IV xavf sinfidagi vositalardan foydalanish nazarda tutiladi [1]. Epidemik o'choqlarda ko'chma (avtotirkamali) dezinfeksiya kameralaridan foydalanish mumkin; kamerali dezinfeksiya, ayniqsa, yumshoq buyumlarni (choyshab, yotoq va ustki kiyim, gilam) zararsizlantirishda qo'llaniladi [1].</w:t>
+        <w:spacing w:after="60" w:line="276"/>
+        <w:jc w:val="both"/>
+      </w:pPr>
+      <w:r>
+        <w:rPr>
+          <w:rFonts w:ascii="Times New Roman" w:cs="Times New Roman" w:eastAsia="Times New Roman" w:hAnsi="Times New Roman"/>
+          <w:sz w:val="28"/>
+          <w:szCs w:val="28"/>
+        </w:rPr>
+        <w:t xml:space="preserve">Epidemiologik tekshiruv: epidemiologik ahamiyatli obyektlar ishchilari, maktabgacha muassasalarga qatnovchi bolalar va 2 yoshgacha uyushmagan bolalar orasida holat qayd etilganda hamda ko'p marta takrorlangan o'choqlarda o'tkaziladi [2].</w:t>
+      </w:r>
+    </w:p>
+    <w:p>
+      <w:pPr>
+        <w:pStyle w:val="ListParagraph"/>
+        <w:numPr>
+          <w:ilvl w:val="0"/>
+          <w:numId w:val="3"/>
+        </w:numPr>
+        <w:spacing w:after="60" w:line="276"/>
+        <w:jc w:val="both"/>
+      </w:pPr>
+      <w:r>
+        <w:rPr>
+          <w:rFonts w:ascii="Times New Roman" w:cs="Times New Roman" w:eastAsia="Times New Roman" w:hAnsi="Times New Roman"/>
+          <w:sz w:val="28"/>
+          <w:szCs w:val="28"/>
+        </w:rPr>
+        <w:t xml:space="preserve">Muloqotda bo'lganlar ustidan tibbiy kuzatuv 7 kun davom etadi: har kuni so'rov, ko'rik, ich ketishini kuzatish va termometriya o'tkaziladi [2].</w:t>
+      </w:r>
+    </w:p>
+    <w:p>
+      <w:pPr>
+        <w:pStyle w:val="ListParagraph"/>
+        <w:numPr>
+          <w:ilvl w:val="0"/>
+          <w:numId w:val="3"/>
+        </w:numPr>
+        <w:spacing w:after="60" w:line="276"/>
+        <w:jc w:val="both"/>
+      </w:pPr>
+      <w:r>
+        <w:rPr>
+          <w:rFonts w:ascii="Times New Roman" w:cs="Times New Roman" w:eastAsia="Times New Roman" w:hAnsi="Times New Roman"/>
+          <w:sz w:val="28"/>
+          <w:szCs w:val="28"/>
+        </w:rPr>
+        <w:t xml:space="preserve">Joriy va o'choqli (yakuniy) dezinfeksiya: o'choqli dezinfeksiya shigellyoz, ich terlama, paratif, salmonellyoz, vabo, virusli gepatit A va E, poliomielit, rotavirus infeksiyalari va boshqa o'tkir ichak infeksiyalari o'choqlarida amalga oshiriladi, bemor shifoxonaga yotqizilgan paytdan 24 soat ichida o'tkazilishi va kamida 95 foiz qamrov bilan bajarilishi talab qilinadi [6].</w:t>
+      </w:r>
+    </w:p>
+    <w:p>
+      <w:pPr>
+        <w:pStyle w:val="ListParagraph"/>
+        <w:numPr>
+          <w:ilvl w:val="0"/>
+          <w:numId w:val="3"/>
+        </w:numPr>
+        <w:spacing w:after="60" w:line="276"/>
+        <w:jc w:val="both"/>
+      </w:pPr>
+      <w:r>
+        <w:rPr>
+          <w:rFonts w:ascii="Times New Roman" w:cs="Times New Roman" w:eastAsia="Times New Roman" w:hAnsi="Times New Roman"/>
+          <w:sz w:val="28"/>
+          <w:szCs w:val="28"/>
+        </w:rPr>
+        <w:t xml:space="preserve">Tuzalganlarni kuzatish: oziq-ovqat korxonalari ishchilari 1 oy dispanser kuzatuvida bo'lib, 2–3 kun oralatib ikki marta bakteriologik tekshiriladi; surunkali ichburug'li bemorlar 6 oy dispanser kuzatuvida bo'ladi [2].</w:t>
       </w:r>
     </w:p>
     <w:p>
       <w:pPr>
         <w:pStyle w:val="Heading2"/>
-        <w:spacing w:after="80" w:before="160"/>
-      </w:pPr>
-      <w:r>
-        <w:t xml:space="preserve">Samaradorlikni nazorat qilish</w:t>
-      </w:r>
-    </w:p>
-    <w:p>
-      <w:pPr>
-        <w:spacing w:after="120"/>
-        <w:jc w:val="both"/>
-      </w:pPr>
-      <w:r>
-        <w:t xml:space="preserve">Dezinfeksiya samaradorligi uch xil nazorat orqali baholanadi: vizual (tozalikni ko'zdan kechirish), kimyoviy (eritmaning faol modda konsentratsiyasini tekshirish) va bakteriologik (ishlov berilgan yuzalardan surtma olib qo'zg'atuvchi qolgan-qolmaganligini aniqlash). Profilaktik dezinfeksiyadan so'ng yuzalardan bakteriologik usulda surtma olinishi va laboratoriya tekshiruvi o'tkazilishi belgilangan [1]. Bakteriologik nazorat samaradorlikning eng ishonchli ko'rsatkichi hisoblanadi [2]. Agar surtmada qo'zg'atuvchi topilsa, dezinfeksiya samarasiz deb baholanadi, sabablari (noto'g'ri konsentratsiya, yetarli bo'lmagan ekspozitsiya) tahlil qilinadi va tadbir qayta o'tkaziladi [2].</w:t>
+        <w:spacing w:after="100" w:before="200"/>
+      </w:pPr>
+      <w:r>
+        <w:rPr>
+          <w:rFonts w:ascii="Times New Roman" w:cs="Times New Roman" w:eastAsia="Times New Roman" w:hAnsi="Times New Roman"/>
+          <w:b/>
+          <w:bCs/>
+          <w:sz w:val="28"/>
+          <w:szCs w:val="28"/>
+        </w:rPr>
+        <w:t xml:space="preserve">Tuzalganlarni chiqarish va ishga qabul qilish tartibi</w:t>
+      </w:r>
+    </w:p>
+    <w:p>
+      <w:pPr>
+        <w:spacing w:after="120" w:line="276"/>
+        <w:ind w:firstLine="567"/>
+        <w:jc w:val="both"/>
+      </w:pPr>
+      <w:r>
+        <w:rPr>
+          <w:rFonts w:ascii="Times New Roman" w:cs="Times New Roman" w:eastAsia="Times New Roman" w:hAnsi="Times New Roman"/>
+          <w:sz w:val="28"/>
+          <w:szCs w:val="28"/>
+        </w:rPr>
+        <w:t xml:space="preserve">Yo'riqnomada epidemiologik ahamiyatli obyektlarga mansub shaxslar uchun alohida talablar belgilangan [2]:</w:t>
+      </w:r>
+    </w:p>
+    <w:p>
+      <w:pPr>
+        <w:pStyle w:val="ListParagraph"/>
+        <w:numPr>
+          <w:ilvl w:val="0"/>
+          <w:numId w:val="4"/>
+        </w:numPr>
+        <w:spacing w:after="60" w:line="276"/>
+        <w:jc w:val="both"/>
+      </w:pPr>
+      <w:r>
+        <w:rPr>
+          <w:rFonts w:ascii="Times New Roman" w:cs="Times New Roman" w:eastAsia="Times New Roman" w:hAnsi="Times New Roman"/>
+          <w:sz w:val="28"/>
+          <w:szCs w:val="28"/>
+        </w:rPr>
+        <w:t xml:space="preserve">oziq-ovqat va unga tenglashtirilgan korxona xodimlari, maktabgacha muassasalar, maktab-internat va yozgi dam olish maskanlariga qatnovchi bolalar davo kursidan 1–2 kun o'tgach, bir marta bakteriologik tekshiruvdan o'tkaziladi;</w:t>
+      </w:r>
+    </w:p>
+    <w:p>
+      <w:pPr>
+        <w:pStyle w:val="ListParagraph"/>
+        <w:numPr>
+          <w:ilvl w:val="0"/>
+          <w:numId w:val="4"/>
+        </w:numPr>
+        <w:spacing w:after="60" w:line="276"/>
+        <w:jc w:val="both"/>
+      </w:pPr>
+      <w:r>
+        <w:rPr>
+          <w:rFonts w:ascii="Times New Roman" w:cs="Times New Roman" w:eastAsia="Times New Roman" w:hAnsi="Times New Roman"/>
+          <w:sz w:val="28"/>
+          <w:szCs w:val="28"/>
+        </w:rPr>
+        <w:t xml:space="preserve">boshqa toifadagi bemorlar klinik sog'ayganidan so'ng uyga javob beriladi, ularning bakteriologik tekshiruvi infeksionist tomonidan belgilanadi;</w:t>
+      </w:r>
+    </w:p>
+    <w:p>
+      <w:pPr>
+        <w:pStyle w:val="ListParagraph"/>
+        <w:numPr>
+          <w:ilvl w:val="0"/>
+          <w:numId w:val="4"/>
+        </w:numPr>
+        <w:spacing w:after="60" w:line="276"/>
+        <w:jc w:val="both"/>
+      </w:pPr>
+      <w:r>
+        <w:rPr>
+          <w:rFonts w:ascii="Times New Roman" w:cs="Times New Roman" w:eastAsia="Times New Roman" w:hAnsi="Times New Roman"/>
+          <w:sz w:val="28"/>
+          <w:szCs w:val="28"/>
+        </w:rPr>
+        <w:t xml:space="preserve">uyga ruxsat berishdan oldingi bakteriologik tekshiruv natijasi musbat bo'lsa, davo kursi qaytariladi;</w:t>
+      </w:r>
+    </w:p>
+    <w:p>
+      <w:pPr>
+        <w:pStyle w:val="ListParagraph"/>
+        <w:numPr>
+          <w:ilvl w:val="0"/>
+          <w:numId w:val="4"/>
+        </w:numPr>
+        <w:spacing w:after="60" w:line="276"/>
+        <w:jc w:val="both"/>
+      </w:pPr>
+      <w:r>
+        <w:rPr>
+          <w:rFonts w:ascii="Times New Roman" w:cs="Times New Roman" w:eastAsia="Times New Roman" w:hAnsi="Times New Roman"/>
+          <w:sz w:val="28"/>
+          <w:szCs w:val="28"/>
+        </w:rPr>
+        <w:t xml:space="preserve">ishga yoki bolalar maskanlariga qabul bakteriologik tekshiruvning manfiy natijalari va sog'ayganlik haqidagi ma'lumot asosida amalga oshiriladi;</w:t>
+      </w:r>
+    </w:p>
+    <w:p>
+      <w:pPr>
+        <w:pStyle w:val="ListParagraph"/>
+        <w:numPr>
+          <w:ilvl w:val="0"/>
+          <w:numId w:val="4"/>
+        </w:numPr>
+        <w:spacing w:after="60" w:line="276"/>
+        <w:jc w:val="both"/>
+      </w:pPr>
+      <w:r>
+        <w:rPr>
+          <w:rFonts w:ascii="Times New Roman" w:cs="Times New Roman" w:eastAsia="Times New Roman" w:hAnsi="Times New Roman"/>
+          <w:sz w:val="28"/>
+          <w:szCs w:val="28"/>
+        </w:rPr>
+        <w:t xml:space="preserve">maktab-internat va yozgi dam olish maskanlarida sog'aygan bolalarga 1 oy davomida oshxona ishlariga ruxsat berilmaydi;</w:t>
+      </w:r>
+    </w:p>
+    <w:p>
+      <w:pPr>
+        <w:pStyle w:val="ListParagraph"/>
+        <w:numPr>
+          <w:ilvl w:val="0"/>
+          <w:numId w:val="4"/>
+        </w:numPr>
+        <w:spacing w:after="60" w:line="276"/>
+        <w:jc w:val="both"/>
+      </w:pPr>
+      <w:r>
+        <w:rPr>
+          <w:rFonts w:ascii="Times New Roman" w:cs="Times New Roman" w:eastAsia="Times New Roman" w:hAnsi="Times New Roman"/>
+          <w:sz w:val="28"/>
+          <w:szCs w:val="28"/>
+        </w:rPr>
+        <w:t xml:space="preserve">qayta davodan keyin ham musbat natija bo'lsa, shaxs darhol dispanser kuzatuviga olinadi va oziq-ovqat bilan bog'liq faoliyatdan chetlashtiriladi.</w:t>
+      </w:r>
+    </w:p>
+    <w:p>
+      <w:pPr>
+        <w:spacing w:after="120" w:line="276"/>
+        <w:ind w:firstLine="567"/>
+        <w:jc w:val="both"/>
+      </w:pPr>
+      <w:r>
+        <w:rPr>
+          <w:rFonts w:ascii="Times New Roman" w:cs="Times New Roman" w:eastAsia="Times New Roman" w:hAnsi="Times New Roman"/>
+          <w:sz w:val="28"/>
+          <w:szCs w:val="28"/>
+        </w:rPr>
+        <w:t xml:space="preserve">Bu talablar bakteriya tashuvchilikning davomiy infeksiya manbaiga aylanish xavfini kamaytirishga qaratilgan: sog'ayish klinik belgilarning yo'qolishi bilan emas, laboratoriya tasdig'i bilan yakunlanadi [2]. O'choqli dezinfeksiya sifati esa patogen bo'lmagan mikroflora musbat surtmalarning 5 foizidan, dezinfeksiya vositasining qoldiq miqdori manfiy ekspress testlarning 5 foizidan oshmasligi bilan baholanadi; qoniqarsiz natijada dezinfeksiya qaytadan o'tkaziladi [6].</w:t>
       </w:r>
     </w:p>
     <w:p>
       <w:pPr>
         <w:pStyle w:val="Heading2"/>
-        <w:spacing w:after="80" w:before="160"/>
-      </w:pPr>
-      <w:r>
-        <w:t xml:space="preserve">Xavfsizlik va tashkiliy talablar</w:t>
-      </w:r>
-    </w:p>
-    <w:p>
-      <w:pPr>
-        <w:spacing w:after="120"/>
-        <w:jc w:val="both"/>
-      </w:pPr>
-      <w:r>
-        <w:t xml:space="preserve">Dezinfeksiyalovchi vositalarning ko'pchiligi zaharli bo'lgani uchun ular bilan ishlashda xavfsizlik qoidalariga rioya qilish shart: xodimlar shaxsiy himoya vositalaridan (qo'lqop, niqob, maxsus kiyim) foydalanadi, eritmalarni to'g'ri konsentratsiyada tayyorlaydi va belgilangan ekspozitsiya vaqtiga amal qiladi; dezinfeksiya tugagach, maxsus kiyimlar (poyabzal, qo'lqop, fartuk, yeng, himoya kiyim) dezinfeksiya qilinadi, tadbirda qatnashganlar esa sanitar ishlovdan o'tadi [1][2]. Vositalar belgilangan tartibda saqlanadi, tashiladi va ulardan foydalaniladi; ularning yaroqlilik muddati nazorat qilinadi [1]. Dezinfeksiya tadbirlari hujjatlashtiriladi va davlat sanitariya nazorati ostida bo'ladi. To'g'ri tanlangan usul va vosita, aniq konsentratsiya hamda ekspozitsiya dezinfeksiya samaradorligining asosiy shartidir [2].</w:t>
+        <w:spacing w:after="100" w:before="200"/>
+      </w:pPr>
+      <w:r>
+        <w:rPr>
+          <w:rFonts w:ascii="Times New Roman" w:cs="Times New Roman" w:eastAsia="Times New Roman" w:hAnsi="Times New Roman"/>
+          <w:b/>
+          <w:bCs/>
+          <w:sz w:val="28"/>
+          <w:szCs w:val="28"/>
+        </w:rPr>
+        <w:t xml:space="preserve">Huquqiy asos</w:t>
+      </w:r>
+    </w:p>
+    <w:p>
+      <w:pPr>
+        <w:spacing w:after="120" w:line="276"/>
+        <w:ind w:firstLine="567"/>
+        <w:jc w:val="both"/>
+      </w:pPr>
+      <w:r>
+        <w:rPr>
+          <w:rFonts w:ascii="Times New Roman" w:cs="Times New Roman" w:eastAsia="Times New Roman" w:hAnsi="Times New Roman"/>
+          <w:sz w:val="28"/>
+          <w:szCs w:val="28"/>
+        </w:rPr>
+        <w:t xml:space="preserve">Qonunga ko'ra yuqumli kasalliklar o'choqlarida gumon qilinganlarni aniqlash, ajratish va kasalxonaga yotqizish, muloqotda bo'lganlarni laboratoriya tekshiruvidan o'tkazish va tibbiy kuzatuv, yuqish yo'llari va omillarini aniqlash choralari o'tkaziladi; epidemik ko'rsatmalar bo'yicha dezinfeksiyani davlat sanitariya nazorati organlari, profilaktik dezinfeksiyani esa shartnoma asosida dezinfeksiya stansiyalari amalga oshiradi [8].</w:t>
       </w:r>
     </w:p>
     <w:p>
       <w:pPr>
         <w:pStyle w:val="Heading2"/>
-        <w:spacing w:after="80" w:before="160"/>
-      </w:pPr>
-      <w:r>
+        <w:spacing w:after="100" w:before="200"/>
+      </w:pPr>
+      <w:r>
+        <w:rPr>
+          <w:rFonts w:ascii="Times New Roman" w:cs="Times New Roman" w:eastAsia="Times New Roman" w:hAnsi="Times New Roman"/>
+          <w:b/>
+          <w:bCs/>
+          <w:sz w:val="28"/>
+          <w:szCs w:val="28"/>
+        </w:rPr>
         <w:t xml:space="preserve">Xulosa</w:t>
       </w:r>
     </w:p>
     <w:p>
       <w:pPr>
-        <w:spacing w:after="120"/>
-        <w:jc w:val="both"/>
-      </w:pPr>
-      <w:r>
-        <w:t xml:space="preserve">Profilaktik dezinfeksiya epidemik vaziyatdan qat'i nazar oldini olish maqsadida muntazam, joriy dezinfeksiya bemor manba bo'lib turgan davrda uzluksiz, yakuniy dezinfeksiya esa manba bartaraf etilgach bir marta o'tkaziladi [1]. Dezinfeksiya mexanik, fizik va kimyoviy usullarda, aniq me'yorlar (konsentratsiya, ekspozitsiya) bo'yicha amalga oshiriladi, vositalarning xavf sinfi hisobga olinadi, samaradorligi esa bakteriologik nazorat bilan tasdiqlanadi [1][2]. To'g'ri tashkil etilgan va nazorat qilingan dezinfeksiya yuqumli kasalliklar tarqalishining oldini olishda hal qiluvchi ahamiyatga ega va vrach-epidemiolog uchun uni to'g'ri rejalashtirish zaruriy kasbiy malakadir.</w:t>
+        <w:spacing w:after="120" w:line="276"/>
+        <w:ind w:firstLine="567"/>
+        <w:jc w:val="both"/>
+      </w:pPr>
+      <w:r>
+        <w:rPr>
+          <w:rFonts w:ascii="Times New Roman" w:cs="Times New Roman" w:eastAsia="Times New Roman" w:hAnsi="Times New Roman"/>
+          <w:sz w:val="28"/>
+          <w:szCs w:val="28"/>
+        </w:rPr>
+        <w:t xml:space="preserve">Ichak infeksiyalariga qarshi kurashda eng samarali choralar yuqish yo'llarini to'sishga — xavfsiz suv, sanitariya, qo'l gigiyenasi, oziq-ovqat xavfsizligi va dezinfeksiyaga hamda o'z vaqtida aniqlash, laboratoriya tasdig'i, ajratish va kuzatuvga asoslanadi; rotavirus kabi ayrim infeksiyalarda emlash qo'shimcha himoya beradi [1, 2, 6].</w:t>
       </w:r>
     </w:p>
     <w:p>
       <w:pPr>
         <w:pStyle w:val="Heading2"/>
-        <w:spacing w:after="80" w:before="220"/>
-      </w:pPr>
-      <w:r>
+        <w:spacing w:after="100" w:before="280"/>
+      </w:pPr>
+      <w:r>
+        <w:rPr>
+          <w:rFonts w:ascii="Times New Roman" w:cs="Times New Roman" w:eastAsia="Times New Roman" w:hAnsi="Times New Roman"/>
+          <w:b/>
+          <w:bCs/>
+          <w:sz w:val="28"/>
+          <w:szCs w:val="28"/>
+        </w:rPr>
         <w:t xml:space="preserve">Foydalanilgan adabiyotlar</w:t>
       </w:r>
     </w:p>
@@ -308,30 +625,148 @@
         <w:pStyle w:val="ListParagraph"/>
         <w:numPr>
           <w:ilvl w:val="0"/>
-          <w:numId w:val="4"/>
-        </w:numPr>
-        <w:spacing w:after="40"/>
-      </w:pPr>
-      <w:r>
-        <w:t xml:space="preserve">SanQvaN 0090-25. Dezinfeksiya tadbirlarini o'tkazish, dezinfeksiya xizmatini amalga oshiruvchi tashkilotlarni joylashtirish hamda ularning xonalari va jihozlariga, dezinfeksiya vositalarini saqlash, tashish va ulardan foydalanishga oid sanitariya qoidalari, normalari va gigiyena normativlari. O'zbekiston Respublikasi SSV huzuridagi Sanitariya-epidemiologik osoyishtalik va jamoat salomatligi qo'mitasining 2025-yil 5-maydagi 8-son qarori; O'zR Adliya vazirligida 2025-yil 3-iyunda ro'yxatga olingan (№ 350). URL: https://lex.uz/docs/-7556121</w:t>
-      </w:r>
-    </w:p>
-    <w:p>
-      <w:pPr>
-        <w:pStyle w:val="ListParagraph"/>
-        <w:numPr>
-          <w:ilvl w:val="0"/>
-          <w:numId w:val="4"/>
-        </w:numPr>
-        <w:spacing w:after="40"/>
-      </w:pPr>
-      <w:r>
-        <w:t xml:space="preserve">Osipova V.L. Dezinfeksiya: o'quv qo'llanma (tibbiy bilim yurtlari va kollejlar uchun). — Moskva: GEOTAR-Media, 2009. — 136 b.</w:t>
+          <w:numId w:val="5"/>
+        </w:numPr>
+        <w:spacing w:after="80" w:line="260"/>
+      </w:pPr>
+      <w:r>
+        <w:rPr>
+          <w:rFonts w:ascii="Times New Roman" w:cs="Times New Roman" w:eastAsia="Times New Roman" w:hAnsi="Times New Roman"/>
+          <w:sz w:val="28"/>
+          <w:szCs w:val="28"/>
+        </w:rPr>
+        <w:t xml:space="preserve">World Health Organization. Diarrhoeal disease (fact sheet). URL: https://www.who.int/news-room/fact-sheets/detail/diarrhoeal-disease (kirilgan sana: 30.10.2026; sahifada nashr sanasi ko'rsatilmagan, raqamlar sahifadagi holat bo'yicha).</w:t>
+      </w:r>
+    </w:p>
+    <w:p>
+      <w:pPr>
+        <w:pStyle w:val="ListParagraph"/>
+        <w:numPr>
+          <w:ilvl w:val="0"/>
+          <w:numId w:val="5"/>
+        </w:numPr>
+        <w:spacing w:after="80" w:line="260"/>
+      </w:pPr>
+      <w:r>
+        <w:rPr>
+          <w:rFonts w:ascii="Times New Roman" w:cs="Times New Roman" w:eastAsia="Times New Roman" w:hAnsi="Times New Roman"/>
+          <w:sz w:val="28"/>
+          <w:szCs w:val="28"/>
+        </w:rPr>
+        <w:t xml:space="preserve">O'zbekiston Respublikasi Sog'liqni saqlash vazirining 25.03.2015-yildagi buyrug'iga 1-ilova: O'tkir ichak infeksiyalarini oldini olish borasida sanitariya-gigiyenik, profilaktik va epidemiyaga qarshi chora-tadbirlarni tashkil etish hamda amalga oshirish to'g'risidagi yo'riqnoma. Manba: xayrullokomilov.uz/kutubxona, material № 436 (kutubxonada "Buyruq № 122" deb nomlangan; hujjat ichida ilova sarlavhasida "125-son", oxirida "122-son" ko'rsatilgan — raqam tasdiqlanmagan; matn kirill yozuvida).</w:t>
+      </w:r>
+    </w:p>
+    <w:p>
+      <w:pPr>
+        <w:pStyle w:val="ListParagraph"/>
+        <w:numPr>
+          <w:ilvl w:val="0"/>
+          <w:numId w:val="5"/>
+        </w:numPr>
+        <w:spacing w:after="80" w:line="260"/>
+      </w:pPr>
+      <w:r>
+        <w:rPr>
+          <w:rFonts w:ascii="Times New Roman" w:cs="Times New Roman" w:eastAsia="Times New Roman" w:hAnsi="Times New Roman"/>
+          <w:sz w:val="28"/>
+          <w:szCs w:val="28"/>
+        </w:rPr>
+        <w:t xml:space="preserve">Mirtazayev O.M., Zueva L.P., Matnazarova G.S. Epidemiologiya (darslik). Toshkent, 2016. Shigellyoz, vabo va virusli gepatit A bo'limlari hamda 15-bob (151–155-betlar). Manba: xayrullokomilov.uz/kutubxona, material № 2356 (matn kirill yozuvida).</w:t>
+      </w:r>
+    </w:p>
+    <w:p>
+      <w:pPr>
+        <w:pStyle w:val="ListParagraph"/>
+        <w:numPr>
+          <w:ilvl w:val="0"/>
+          <w:numId w:val="5"/>
+        </w:numPr>
+        <w:spacing w:after="80" w:line="260"/>
+      </w:pPr>
+      <w:r>
+        <w:rPr>
+          <w:rFonts w:ascii="Times New Roman" w:cs="Times New Roman" w:eastAsia="Times New Roman" w:hAnsi="Times New Roman"/>
+          <w:sz w:val="28"/>
+          <w:szCs w:val="28"/>
+        </w:rPr>
+        <w:t xml:space="preserve">O'zbekiston Respublikasi Sog'liqni saqlash vazirligi huzuridagi SEO va JS qo'mitasi oylik hisobotlari asosidagi tahlil: "O'zbekiston Respublikasida o'tkir yuqumli ichak kasalliklari bilan kasallanish holati" (tahlil sanasi 30.07.2023). Manba: xayrullokomilov.uz/kutubxona, material № 1437. Ikkilamchi manba; hisobot oyi ko'rsatilmagan.</w:t>
+      </w:r>
+    </w:p>
+    <w:p>
+      <w:pPr>
+        <w:pStyle w:val="ListParagraph"/>
+        <w:numPr>
+          <w:ilvl w:val="0"/>
+          <w:numId w:val="5"/>
+        </w:numPr>
+        <w:spacing w:after="80" w:line="260"/>
+      </w:pPr>
+      <w:r>
+        <w:rPr>
+          <w:rFonts w:ascii="Times New Roman" w:cs="Times New Roman" w:eastAsia="Times New Roman" w:hAnsi="Times New Roman"/>
+          <w:sz w:val="28"/>
+          <w:szCs w:val="28"/>
+        </w:rPr>
+        <w:t xml:space="preserve">CDC. Principles of Epidemiology in Public Health Practice (SS1978), Lesson 1, Section 10: Chain of Infection. URL: https://archive.cdc.gov/www_cdc_gov/csels/dsepd/ss1978/lesson1/section10.html (kirilgan sana: 30.10.2026).</w:t>
+      </w:r>
+    </w:p>
+    <w:p>
+      <w:pPr>
+        <w:pStyle w:val="ListParagraph"/>
+        <w:numPr>
+          <w:ilvl w:val="0"/>
+          <w:numId w:val="5"/>
+        </w:numPr>
+        <w:spacing w:after="80" w:line="260"/>
+      </w:pPr>
+      <w:r>
+        <w:rPr>
+          <w:rFonts w:ascii="Times New Roman" w:cs="Times New Roman" w:eastAsia="Times New Roman" w:hAnsi="Times New Roman"/>
+          <w:sz w:val="28"/>
+          <w:szCs w:val="28"/>
+        </w:rPr>
+        <w:t xml:space="preserve">SanQvaN № 0090-25: Dezinfeksiya tadbirlarini o'tkazish, dezinfeksiya xizmatini amalga oshiruvchi tashkilotlarni joylashtirish hamda ularning xonalari va jihozlariga, dezinfeksiya vositalarini saqlash, tashish va ulardan foydalanishga oid sanitariya qoidalari, normalari va gigiyena normativlari (SEO va JS qo'mitasi qarori; Adliya vazirligida 03.06.2025-yilda 350-raqam bilan ro'yxatga olingan), 5, 6, 55, 56, 63, 65-bandlar. URL: https://lex.uz/en/docs/-7556121. Manba: xayrullokomilov.uz/kutubxona, material № 660.</w:t>
+      </w:r>
+    </w:p>
+    <w:p>
+      <w:pPr>
+        <w:pStyle w:val="ListParagraph"/>
+        <w:numPr>
+          <w:ilvl w:val="0"/>
+          <w:numId w:val="5"/>
+        </w:numPr>
+        <w:spacing w:after="80" w:line="260"/>
+      </w:pPr>
+      <w:r>
+        <w:rPr>
+          <w:rFonts w:ascii="Times New Roman" w:cs="Times New Roman" w:eastAsia="Times New Roman" w:hAnsi="Times New Roman"/>
+          <w:sz w:val="28"/>
+          <w:szCs w:val="28"/>
+        </w:rPr>
+        <w:t xml:space="preserve">Xuddi shu yo'riqnoma, 6, 7, 9-bo'limlar (epidemiologik tekshiruv, tibbiy kuzatuv, dispanser kuzatuvi). Manba: xayrullokomilov.uz/kutubxona, material № 436.</w:t>
+      </w:r>
+    </w:p>
+    <w:p>
+      <w:pPr>
+        <w:pStyle w:val="ListParagraph"/>
+        <w:numPr>
+          <w:ilvl w:val="0"/>
+          <w:numId w:val="5"/>
+        </w:numPr>
+        <w:spacing w:after="80" w:line="260"/>
+      </w:pPr>
+      <w:r>
+        <w:rPr>
+          <w:rFonts w:ascii="Times New Roman" w:cs="Times New Roman" w:eastAsia="Times New Roman" w:hAnsi="Times New Roman"/>
+          <w:sz w:val="28"/>
+          <w:szCs w:val="28"/>
+        </w:rPr>
+        <w:t xml:space="preserve">O'zbekiston Respublikasining "Aholining sanitariya-epidemiologik osoyishtaligi to'g'risida"gi Qonuni, 32, 34-moddalar. URL: https://lex.uz/docs/2732587. Manba: xayrullokomilov.uz/kutubxona, material № 201 (matn kirill yozuvida; qonunning asosiy raqami matnda ko'rsatilmagan — tasdiqlanmagan).</w:t>
       </w:r>
     </w:p>
     <w:sectPr>
       <w:pgSz w:w="11906" w:h="16838" w:orient="portrait"/>
-      <w:pgMar w:top="1134" w:right="850" w:bottom="1134" w:left="1418" w:header="708" w:footer="708" w:gutter="0"/>
+      <w:pgMar w:top="1134" w:right="850" w:bottom="1134" w:left="1701" w:header="708" w:footer="708" w:gutter="0"/>
       <w:pgNumType/>
       <w:docGrid w:linePitch="360"/>
     </w:sectPr>
@@ -503,12 +938,17 @@
     <w:multiLevelType w:val="hybridMultilevel"/>
     <w:lvl w:ilvl="0" w:tentative="1">
       <w:start w:val="1"/>
-      <w:numFmt w:val="bullet"/>
-      <w:lvlText w:val="•"/>
+      <w:numFmt w:val="decimal"/>
+      <w:lvlText w:val="[%1]"/>
       <w:lvlJc w:val="left"/>
       <w:pPr>
-        <w:ind w:left="576" w:hanging="316"/>
-      </w:pPr>
+        <w:ind w:left="720" w:hanging="720"/>
+      </w:pPr>
+      <w:rPr>
+        <w:rFonts w:ascii="Times New Roman" w:cs="Times New Roman" w:eastAsia="Times New Roman" w:hAnsi="Times New Roman"/>
+        <w:sz w:val="28"/>
+        <w:szCs w:val="28"/>
+      </w:rPr>
     </w:lvl>
   </w:abstractNum>
   <w:abstractNum w:abstractNumId="3" w15:restartNumberingAfterBreak="0">
@@ -516,11 +956,16 @@
     <w:lvl w:ilvl="0" w:tentative="1">
       <w:start w:val="1"/>
       <w:numFmt w:val="decimal"/>
-      <w:lvlText w:val="%1."/>
+      <w:lvlText w:val="%1)"/>
       <w:lvlJc w:val="left"/>
       <w:pPr>
-        <w:ind w:left="576" w:hanging="316"/>
-      </w:pPr>
+        <w:ind w:left="851" w:hanging="425"/>
+      </w:pPr>
+      <w:rPr>
+        <w:rFonts w:ascii="Times New Roman" w:cs="Times New Roman" w:eastAsia="Times New Roman" w:hAnsi="Times New Roman"/>
+        <w:sz w:val="28"/>
+        <w:szCs w:val="28"/>
+      </w:rPr>
     </w:lvl>
   </w:abstractNum>
   <w:abstractNum w:abstractNumId="4" w15:restartNumberingAfterBreak="0">
@@ -528,11 +973,33 @@
     <w:lvl w:ilvl="0" w:tentative="1">
       <w:start w:val="1"/>
       <w:numFmt w:val="decimal"/>
-      <w:lvlText w:val="%1."/>
+      <w:lvlText w:val="%1)"/>
       <w:lvlJc w:val="left"/>
       <w:pPr>
-        <w:ind w:left="576" w:hanging="316"/>
-      </w:pPr>
+        <w:ind w:left="851" w:hanging="425"/>
+      </w:pPr>
+      <w:rPr>
+        <w:rFonts w:ascii="Times New Roman" w:cs="Times New Roman" w:eastAsia="Times New Roman" w:hAnsi="Times New Roman"/>
+        <w:sz w:val="28"/>
+        <w:szCs w:val="28"/>
+      </w:rPr>
+    </w:lvl>
+  </w:abstractNum>
+  <w:abstractNum w:abstractNumId="5" w15:restartNumberingAfterBreak="0">
+    <w:multiLevelType w:val="hybridMultilevel"/>
+    <w:lvl w:ilvl="0" w:tentative="1">
+      <w:start w:val="1"/>
+      <w:numFmt w:val="decimal"/>
+      <w:lvlText w:val="%1)"/>
+      <w:lvlJc w:val="left"/>
+      <w:pPr>
+        <w:ind w:left="851" w:hanging="425"/>
+      </w:pPr>
+      <w:rPr>
+        <w:rFonts w:ascii="Times New Roman" w:cs="Times New Roman" w:eastAsia="Times New Roman" w:hAnsi="Times New Roman"/>
+        <w:sz w:val="28"/>
+        <w:szCs w:val="28"/>
+      </w:rPr>
     </w:lvl>
   </w:abstractNum>
   <w:num w:numId="1">
@@ -548,13 +1015,19 @@
     </w:lvlOverride>
   </w:num>
   <w:num w:numId="3">
-    <w:abstractNumId w:val="2"/>
+    <w:abstractNumId w:val="4"/>
     <w:lvlOverride w:ilvl="0">
       <w:startOverride w:val="1"/>
     </w:lvlOverride>
   </w:num>
   <w:num w:numId="4">
-    <w:abstractNumId w:val="4"/>
+    <w:abstractNumId w:val="5"/>
+    <w:lvlOverride w:ilvl="0">
+      <w:startOverride w:val="1"/>
+    </w:lvlOverride>
+  </w:num>
+  <w:num w:numId="5">
+    <w:abstractNumId w:val="2"/>
     <w:lvlOverride w:ilvl="0">
       <w:startOverride w:val="1"/>
     </w:lvlOverride>
@@ -568,8 +1041,8 @@
     <w:rPrDefault>
       <w:rPr>
         <w:rFonts w:ascii="Times New Roman" w:cs="Times New Roman" w:eastAsia="Times New Roman" w:hAnsi="Times New Roman"/>
-        <w:sz w:val="24"/>
-        <w:szCs w:val="24"/>
+        <w:sz w:val="28"/>
+        <w:szCs w:val="28"/>
       </w:rPr>
     </w:rPrDefault>
     <w:pPrDefault/>
@@ -704,7 +1177,7 @@
     <w:unhideWhenUsed/>
     <w:pPr>
       <w:spacing w:after="100"/>
-      <w:ind w:left="240"/>
+      <w:ind w:left="280"/>
     </w:pPr>
   </w:style>
   <w:style w:type="paragraph" w:styleId="TOC3">
@@ -716,7 +1189,7 @@
     <w:unhideWhenUsed/>
     <w:pPr>
       <w:spacing w:after="100"/>
-      <w:ind w:left="480"/>
+      <w:ind w:left="560"/>
     </w:pPr>
   </w:style>
   <w:style w:type="paragraph" w:styleId="TOC4">
@@ -728,7 +1201,7 @@
     <w:unhideWhenUsed/>
     <w:pPr>
       <w:spacing w:after="100"/>
-      <w:ind w:left="720"/>
+      <w:ind w:left="840"/>
     </w:pPr>
   </w:style>
   <w:style w:type="paragraph" w:styleId="TOC5">
@@ -740,7 +1213,7 @@
     <w:unhideWhenUsed/>
     <w:pPr>
       <w:spacing w:after="100"/>
-      <w:ind w:left="960"/>
+      <w:ind w:left="1120"/>
     </w:pPr>
   </w:style>
   <w:style w:type="paragraph" w:styleId="TOC6">
@@ -752,23 +1225,11 @@
     <w:unhideWhenUsed/>
     <w:pPr>
       <w:spacing w:after="100"/>
-      <w:ind w:left="1200"/>
+      <w:ind w:left="1400"/>
     </w:pPr>
   </w:style>
   <w:style w:type="paragraph" w:styleId="TOC7">
     <w:name w:val="toc 7"/>
-    <w:basedOn w:val="Normal"/>
-    <w:next w:val="Normal"/>
-    <w:uiPriority w:val="39"/>
-    <w:semiHidden/>
-    <w:unhideWhenUsed/>
-    <w:pPr>
-      <w:spacing w:after="100"/>
-      <w:ind w:left="1440"/>
-    </w:pPr>
-  </w:style>
-  <w:style w:type="paragraph" w:styleId="TOC8">
-    <w:name w:val="toc 8"/>
     <w:basedOn w:val="Normal"/>
     <w:next w:val="Normal"/>
     <w:uiPriority w:val="39"/>
@@ -779,6 +1240,18 @@
       <w:ind w:left="1680"/>
     </w:pPr>
   </w:style>
+  <w:style w:type="paragraph" w:styleId="TOC8">
+    <w:name w:val="toc 8"/>
+    <w:basedOn w:val="Normal"/>
+    <w:next w:val="Normal"/>
+    <w:uiPriority w:val="39"/>
+    <w:semiHidden/>
+    <w:unhideWhenUsed/>
+    <w:pPr>
+      <w:spacing w:after="100"/>
+      <w:ind w:left="1960"/>
+    </w:pPr>
+  </w:style>
   <w:style w:type="paragraph" w:styleId="TOC9">
     <w:name w:val="toc 9"/>
     <w:basedOn w:val="Normal"/>
@@ -788,7 +1261,7 @@
     <w:unhideWhenUsed/>
     <w:pPr>
       <w:spacing w:after="100"/>
-      <w:ind w:left="1920"/>
+      <w:ind w:left="2240"/>
     </w:pPr>
   </w:style>
   <w:style w:type="character" w:styleId="Hyperlink">
@@ -888,15 +1361,16 @@
     <w:next w:val="Normal"/>
     <w:qFormat/>
     <w:pPr>
-      <w:spacing w:after="200"/>
-      <w:jc w:val="center"/>
+      <w:spacing w:after="240" w:before="0"/>
+      <w:outlineLvl w:val="0"/>
     </w:pPr>
     <w:rPr>
       <w:rFonts w:ascii="Times New Roman" w:cs="Times New Roman" w:eastAsia="Times New Roman" w:hAnsi="Times New Roman"/>
       <w:b/>
       <w:bCs/>
-      <w:sz w:val="28"/>
-      <w:szCs w:val="28"/>
+      <w:color w:val="000000"/>
+      <w:sz w:val="30"/>
+      <w:szCs w:val="30"/>
     </w:rPr>
   </w:style>
   <w:style w:type="paragraph" w:styleId="Heading2">
@@ -904,12 +1378,17 @@
     <w:basedOn w:val="Normal"/>
     <w:next w:val="Normal"/>
     <w:qFormat/>
+    <w:pPr>
+      <w:spacing w:after="100" w:before="200"/>
+      <w:outlineLvl w:val="1"/>
+    </w:pPr>
     <w:rPr>
       <w:rFonts w:ascii="Times New Roman" w:cs="Times New Roman" w:eastAsia="Times New Roman" w:hAnsi="Times New Roman"/>
       <w:b/>
       <w:bCs/>
-      <w:sz w:val="26"/>
-      <w:szCs w:val="26"/>
+      <w:color w:val="000000"/>
+      <w:sz w:val="28"/>
+      <w:szCs w:val="28"/>
     </w:rPr>
   </w:style>
 </w:styles>

--- a/javoblar/009.docx
+++ b/javoblar/009.docx
@@ -725,7 +725,7 @@
           <w:sz w:val="28"/>
           <w:szCs w:val="28"/>
         </w:rPr>
-        <w:t xml:space="preserve">SanQvaN № 0090-25: Dezinfeksiya tadbirlarini o'tkazish, dezinfeksiya xizmatini amalga oshiruvchi tashkilotlarni joylashtirish hamda ularning xonalari va jihozlariga, dezinfeksiya vositalarini saqlash, tashish va ulardan foydalanishga oid sanitariya qoidalari, normalari va gigiyena normativlari (SEO va JS qo'mitasi qarori; Adliya vazirligida 03.06.2025-yilda 350-raqam bilan ro'yxatga olingan), 5, 6, 55, 56, 63, 65-bandlar. URL: https://lex.uz/en/docs/-7556121. Manba: xayrullokomilov.uz/kutubxona, material № 660.</w:t>
+        <w:t xml:space="preserve">SanQvaN № 0090-25: Dezinfeksiya tadbirlarini o'tkazish, dezinfeksiya xizmatini amalga oshiruvchi tashkilotlarni joylashtirish hamda ularning xonalari va jihozlariga, dezinfeksiya vositalarini saqlash, tashish va ulardan foydalanishga oid sanitariya qoidalari, normalari va gigiyena normativlari (SEO va JS qo'mitasi qarori, Toshkent, 05.05.2025, № 8; Adliya vazirligida 03.06.2025-yilda 350-raqam bilan ro'yxatga olingan), 5, 6, 55, 56, 63, 65-bandlar. URL: https://lex.uz/en/docs/-7556121. Manba: xayrullokomilov.uz/kutubxona, material № 660.</w:t>
       </w:r>
     </w:p>
     <w:p>
